--- a/app/modulos/ribot/plantillas/MODELO INC B RM.docx
+++ b/app/modulos/ribot/plantillas/MODELO INC B RM.docx
@@ -1,6 +1,6 @@
 
 <file path=word/document.xml><?xml version="1.0" encoding="utf-8"?>
-<w:document xmlns:wpc="http://schemas.microsoft.com/office/word/2010/wordprocessingCanvas" xmlns:cx="http://schemas.microsoft.com/office/drawing/2014/chartex" xmlns:cx1="http://schemas.microsoft.com/office/drawing/2015/9/8/chartex" xmlns:cx2="http://schemas.microsoft.com/office/drawing/2015/10/21/chartex" xmlns:cx3="http://schemas.microsoft.com/office/drawing/2016/5/9/chartex" xmlns:cx4="http://schemas.microsoft.com/office/drawing/2016/5/10/chartex" xmlns:cx5="http://schemas.microsoft.com/office/drawing/2016/5/11/chartex" xmlns:cx6="http://schemas.microsoft.com/office/drawing/2016/5/12/chartex" xmlns:cx7="http://schemas.microsoft.com/office/drawing/2016/5/13/chartex" xmlns:cx8="http://schemas.microsoft.com/office/drawing/2016/5/14/chartex" xmlns:mc="http://schemas.openxmlformats.org/markup-compatibility/2006" xmlns:aink="http://schemas.microsoft.com/office/drawing/2016/ink" xmlns:am3d="http://schemas.microsoft.com/office/drawing/2017/model3d" xmlns:o="urn:schemas-microsoft-com:office:office" xmlns:r="http://schemas.openxmlformats.org/officeDocument/2006/relationships" xmlns:m="http://schemas.openxmlformats.org/officeDocument/2006/math" xmlns:v="urn:schemas-microsoft-com:vml" xmlns:wp14="http://schemas.microsoft.com/office/word/2010/wordprocessingDrawing" xmlns:wp="http://schemas.openxmlformats.org/drawingml/2006/wordprocessingDrawing" xmlns:w10="urn:schemas-microsoft-com:office:word" xmlns:w="http://schemas.openxmlformats.org/wordprocessingml/2006/main" xmlns:w14="http://schemas.microsoft.com/office/word/2010/wordml" xmlns:w15="http://schemas.microsoft.com/office/word/2012/wordml" xmlns:w16cex="http://schemas.microsoft.com/office/word/2018/wordml/cex" xmlns:w16cid="http://schemas.microsoft.com/office/word/2016/wordml/cid" xmlns:w16="http://schemas.microsoft.com/office/word/2018/wordml" xmlns:w16sdtdh="http://schemas.microsoft.com/office/word/2020/wordml/sdtdatahash" xmlns:w16se="http://schemas.microsoft.com/office/word/2015/wordml/symex" xmlns:wpg="http://schemas.microsoft.com/office/word/2010/wordprocessingGroup" xmlns:wpi="http://schemas.microsoft.com/office/word/2010/wordprocessingInk" xmlns:wne="http://schemas.microsoft.com/office/word/2006/wordml" xmlns:wps="http://schemas.microsoft.com/office/word/2010/wordprocessingShape" mc:Ignorable="w14 w15 w16se w16cid w16 w16cex w16sdtdh wp14">
+<w:document xmlns:wpc="http://schemas.microsoft.com/office/word/2010/wordprocessingCanvas" xmlns:cx="http://schemas.microsoft.com/office/drawing/2014/chartex" xmlns:cx1="http://schemas.microsoft.com/office/drawing/2015/9/8/chartex" xmlns:cx2="http://schemas.microsoft.com/office/drawing/2015/10/21/chartex" xmlns:cx3="http://schemas.microsoft.com/office/drawing/2016/5/9/chartex" xmlns:cx4="http://schemas.microsoft.com/office/drawing/2016/5/10/chartex" xmlns:cx5="http://schemas.microsoft.com/office/drawing/2016/5/11/chartex" xmlns:cx6="http://schemas.microsoft.com/office/drawing/2016/5/12/chartex" xmlns:cx7="http://schemas.microsoft.com/office/drawing/2016/5/13/chartex" xmlns:cx8="http://schemas.microsoft.com/office/drawing/2016/5/14/chartex" xmlns:mc="http://schemas.openxmlformats.org/markup-compatibility/2006" xmlns:aink="http://schemas.microsoft.com/office/drawing/2016/ink" xmlns:am3d="http://schemas.microsoft.com/office/drawing/2017/model3d" xmlns:o="urn:schemas-microsoft-com:office:office" xmlns:oel="http://schemas.microsoft.com/office/2019/extlst" xmlns:r="http://schemas.openxmlformats.org/officeDocument/2006/relationships" xmlns:m="http://schemas.openxmlformats.org/officeDocument/2006/math" xmlns:v="urn:schemas-microsoft-com:vml" xmlns:wp14="http://schemas.microsoft.com/office/word/2010/wordprocessingDrawing" xmlns:wp="http://schemas.openxmlformats.org/drawingml/2006/wordprocessingDrawing" xmlns:w10="urn:schemas-microsoft-com:office:word" xmlns:w="http://schemas.openxmlformats.org/wordprocessingml/2006/main" xmlns:w14="http://schemas.microsoft.com/office/word/2010/wordml" xmlns:w15="http://schemas.microsoft.com/office/word/2012/wordml" xmlns:w16cex="http://schemas.microsoft.com/office/word/2018/wordml/cex" xmlns:w16cid="http://schemas.microsoft.com/office/word/2016/wordml/cid" xmlns:w16="http://schemas.microsoft.com/office/word/2018/wordml" xmlns:w16du="http://schemas.microsoft.com/office/word/2023/wordml/word16du" xmlns:w16sdtdh="http://schemas.microsoft.com/office/word/2020/wordml/sdtdatahash" xmlns:w16sdtfl="http://schemas.microsoft.com/office/word/2024/wordml/sdtformatlock" xmlns:w16se="http://schemas.microsoft.com/office/word/2015/wordml/symex" xmlns:wpg="http://schemas.microsoft.com/office/word/2010/wordprocessingGroup" xmlns:wpi="http://schemas.microsoft.com/office/word/2010/wordprocessingInk" xmlns:wne="http://schemas.microsoft.com/office/word/2006/wordml" xmlns:wps="http://schemas.microsoft.com/office/word/2010/wordprocessingShape" mc:Ignorable="w14 w15 w16se w16cid w16 w16cex w16sdtdh w16sdtfl w16du wp14">
   <w:body>
     <w:p>
       <w:pPr>
@@ -221,7 +221,6 @@
           <w:szCs w:val="28"/>
         </w:rPr>
       </w:pPr>
-      <w:proofErr w:type="spellStart"/>
       <w:r>
         <w:rPr>
           <w:rFonts w:ascii="Arial" w:hAnsi="Arial" w:cs="Arial"/>
@@ -229,17 +228,7 @@
           <w:sz w:val="28"/>
           <w:szCs w:val="28"/>
         </w:rPr>
-        <w:t>N.°</w:t>
-      </w:r>
-      <w:proofErr w:type="spellEnd"/>
-      <w:r>
-        <w:rPr>
-          <w:rFonts w:ascii="Arial" w:hAnsi="Arial" w:cs="Arial"/>
-          <w:b/>
-          <w:sz w:val="28"/>
-          <w:szCs w:val="28"/>
-        </w:rPr>
-        <w:t xml:space="preserve"> </w:t>
+        <w:t xml:space="preserve">N.° </w:t>
       </w:r>
       <w:r>
         <w:rPr>
@@ -532,66 +521,12 @@
       </w:r>
       <w:r>
         <w:rPr>
-          <w:rFonts w:ascii="Arial" w:hAnsi="Arial" w:cs="Arial"/>
-          <w:bCs/>
-          <w:sz w:val="20"/>
-          <w:szCs w:val="20"/>
-        </w:rPr>
-        <w:t>Av. Ferrocarril N.</w:t>
-      </w:r>
-      <w:r>
-        <w:rPr>
-          <w:rFonts w:ascii="Arial" w:hAnsi="Arial" w:cs="Arial"/>
-          <w:bCs/>
-          <w:sz w:val="20"/>
-          <w:szCs w:val="20"/>
-        </w:rPr>
-        <w:t>°</w:t>
-      </w:r>
-      <w:r>
-        <w:rPr>
-          <w:rFonts w:ascii="Arial" w:hAnsi="Arial" w:cs="Arial"/>
-          <w:bCs/>
-          <w:sz w:val="20"/>
-          <w:szCs w:val="20"/>
-        </w:rPr>
-        <w:t xml:space="preserve"> 1714 Bar. Cuarto Centenario</w:t>
-      </w:r>
-      <w:r>
-        <w:rPr>
-          <w:rFonts w:ascii="Arial" w:hAnsi="Arial" w:cs="Arial"/>
-          <w:bCs/>
-          <w:sz w:val="20"/>
-          <w:szCs w:val="20"/>
-        </w:rPr>
-        <w:t>,</w:t>
-      </w:r>
-      <w:r>
-        <w:rPr>
-          <w:rFonts w:ascii="Arial" w:hAnsi="Arial" w:cs="Arial"/>
-          <w:bCs/>
-          <w:sz w:val="20"/>
-          <w:szCs w:val="20"/>
-        </w:rPr>
-        <w:t xml:space="preserve"> Jun</w:t>
-      </w:r>
-      <w:r>
-        <w:rPr>
-          <w:rFonts w:ascii="Arial" w:hAnsi="Arial" w:cs="Arial"/>
-          <w:bCs/>
-          <w:sz w:val="20"/>
-          <w:szCs w:val="20"/>
-        </w:rPr>
-        <w:t>í</w:t>
-      </w:r>
-      <w:r>
-        <w:rPr>
-          <w:rFonts w:ascii="Arial" w:hAnsi="Arial" w:cs="Arial"/>
-          <w:bCs/>
-          <w:sz w:val="20"/>
-          <w:szCs w:val="20"/>
-        </w:rPr>
-        <w:t>n - Huancayo - Huancayo</w:t>
+          <w:rFonts w:ascii="Arial" w:eastAsia="Times New Roman" w:hAnsi="Arial" w:cs="Arial"/>
+          <w:sz w:val="20"/>
+          <w:szCs w:val="20"/>
+          <w:lang w:eastAsia="es-ES"/>
+        </w:rPr>
+        <w:t>{{DOMICILIO}}</w:t>
       </w:r>
       <w:r>
         <w:rPr>
@@ -1125,8 +1060,8 @@
     </w:p>
     <w:tbl>
       <w:tblPr>
-        <w:tblW w:w="9141" w:type="dxa"/>
-        <w:tblInd w:w="1376" w:type="dxa"/>
+        <w:tblW w:w="9321" w:type="dxa"/>
+        <w:tblInd w:w="1290" w:type="dxa"/>
         <w:tblCellMar>
           <w:left w:w="70" w:type="dxa"/>
           <w:right w:w="70" w:type="dxa"/>
@@ -1134,13 +1069,13 @@
         <w:tblLook w:val="04A0" w:firstRow="1" w:lastRow="0" w:firstColumn="1" w:lastColumn="0" w:noHBand="0" w:noVBand="1"/>
       </w:tblPr>
       <w:tblGrid>
-        <w:gridCol w:w="1701"/>
+        <w:gridCol w:w="1296"/>
         <w:gridCol w:w="1330"/>
         <w:gridCol w:w="1419"/>
-        <w:gridCol w:w="1419"/>
+        <w:gridCol w:w="1352"/>
         <w:gridCol w:w="1086"/>
-        <w:gridCol w:w="1134"/>
-        <w:gridCol w:w="1052"/>
+        <w:gridCol w:w="1519"/>
+        <w:gridCol w:w="1319"/>
       </w:tblGrid>
       <w:tr>
         <w:trPr>
@@ -1148,7 +1083,7 @@
         </w:trPr>
         <w:tc>
           <w:tcPr>
-            <w:tcW w:w="1701" w:type="dxa"/>
+            <w:tcW w:w="1296" w:type="dxa"/>
             <w:tcBorders>
               <w:top w:val="single" w:sz="4" w:space="0" w:color="auto"/>
               <w:left w:val="single" w:sz="4" w:space="0" w:color="auto"/>
@@ -1182,6 +1117,16 @@
                 <w:lang w:eastAsia="es-PE"/>
               </w:rPr>
               <w:t xml:space="preserve">RESOLUCION </w:t>
+            </w:r>
+            <w:r>
+              <w:rPr>
+                <w:rFonts w:ascii="Arial" w:eastAsia="Times New Roman" w:hAnsi="Arial" w:cs="Arial"/>
+                <w:color w:val="000000"/>
+                <w:sz w:val="14"/>
+                <w:szCs w:val="14"/>
+                <w:lang w:eastAsia="es-PE"/>
+              </w:rPr>
+              <w:t>DE MULTA</w:t>
             </w:r>
           </w:p>
         </w:tc>
@@ -1265,7 +1210,7 @@
         </w:tc>
         <w:tc>
           <w:tcPr>
-            <w:tcW w:w="1419" w:type="dxa"/>
+            <w:tcW w:w="1352" w:type="dxa"/>
             <w:tcBorders>
               <w:top w:val="single" w:sz="4" w:space="0" w:color="auto"/>
               <w:left w:val="nil"/>
@@ -1340,7 +1285,7 @@
         </w:tc>
         <w:tc>
           <w:tcPr>
-            <w:tcW w:w="1134" w:type="dxa"/>
+            <w:tcW w:w="1519" w:type="dxa"/>
             <w:tcBorders>
               <w:top w:val="single" w:sz="4" w:space="0" w:color="auto"/>
               <w:left w:val="nil"/>
@@ -1379,7 +1324,7 @@
         </w:tc>
         <w:tc>
           <w:tcPr>
-            <w:tcW w:w="1052" w:type="dxa"/>
+            <w:tcW w:w="1319" w:type="dxa"/>
             <w:tcBorders>
               <w:top w:val="single" w:sz="4" w:space="0" w:color="auto"/>
               <w:left w:val="nil"/>
@@ -1423,7 +1368,7 @@
         </w:trPr>
         <w:tc>
           <w:tcPr>
-            <w:tcW w:w="1701" w:type="dxa"/>
+            <w:tcW w:w="1296" w:type="dxa"/>
             <w:tcBorders>
               <w:top w:val="nil"/>
               <w:left w:val="single" w:sz="4" w:space="0" w:color="auto"/>
@@ -1539,7 +1484,7 @@
         </w:tc>
         <w:tc>
           <w:tcPr>
-            <w:tcW w:w="1419" w:type="dxa"/>
+            <w:tcW w:w="1352" w:type="dxa"/>
             <w:tcBorders>
               <w:top w:val="single" w:sz="4" w:space="0" w:color="auto"/>
               <w:left w:val="nil"/>
@@ -1569,7 +1514,7 @@
                 <w:szCs w:val="20"/>
                 <w:lang w:eastAsia="es-PE"/>
               </w:rPr>
-              <w:t>{{COD_TRIB_ASOC}}</w:t>
+              <w:t>{{CT_ASOC}}</w:t>
             </w:r>
           </w:p>
         </w:tc>
@@ -1607,31 +1552,13 @@
                 <w:szCs w:val="20"/>
                 <w:lang w:eastAsia="es-PE"/>
               </w:rPr>
-              <w:t>{{</w:t>
-            </w:r>
-            <w:r>
-              <w:rPr>
-                <w:rFonts w:ascii="Arial" w:eastAsia="Times New Roman" w:hAnsi="Arial" w:cs="Arial"/>
-                <w:sz w:val="20"/>
-                <w:szCs w:val="20"/>
-                <w:lang w:eastAsia="es-PE"/>
-              </w:rPr>
-              <w:t>MULTA</w:t>
-            </w:r>
-            <w:r>
-              <w:rPr>
-                <w:rFonts w:ascii="Arial" w:eastAsia="Times New Roman" w:hAnsi="Arial" w:cs="Arial"/>
-                <w:sz w:val="20"/>
-                <w:szCs w:val="20"/>
-                <w:lang w:eastAsia="es-PE"/>
-              </w:rPr>
-              <w:t>}}</w:t>
+              <w:t>{{MULTA}}</w:t>
             </w:r>
           </w:p>
         </w:tc>
         <w:tc>
           <w:tcPr>
-            <w:tcW w:w="1134" w:type="dxa"/>
+            <w:tcW w:w="1519" w:type="dxa"/>
             <w:tcBorders>
               <w:top w:val="nil"/>
               <w:left w:val="nil"/>
@@ -1669,7 +1596,7 @@
         </w:tc>
         <w:tc>
           <w:tcPr>
-            <w:tcW w:w="1052" w:type="dxa"/>
+            <w:tcW w:w="1319" w:type="dxa"/>
             <w:tcBorders>
               <w:top w:val="nil"/>
               <w:left w:val="nil"/>
@@ -1701,23 +1628,7 @@
                 <w:szCs w:val="20"/>
                 <w:lang w:eastAsia="es-PE"/>
               </w:rPr>
-              <w:t>{{TOTAL_MULTA}}</w:t>
-            </w:r>
-            <w:r>
-              <w:rPr>
-                <w:rFonts w:ascii="Arial" w:eastAsia="Times New Roman" w:hAnsi="Arial" w:cs="Arial"/>
-                <w:sz w:val="20"/>
-                <w:szCs w:val="20"/>
-                <w:lang w:eastAsia="es-PE"/>
-              </w:rPr>
-            </w:r>
-            <w:r>
-              <w:rPr>
-                <w:rFonts w:ascii="Arial" w:eastAsia="Times New Roman" w:hAnsi="Arial" w:cs="Arial"/>
-                <w:sz w:val="20"/>
-                <w:szCs w:val="20"/>
-                <w:lang w:eastAsia="es-PE"/>
-              </w:rPr>
+              <w:t>{{T_MULTA}}</w:t>
             </w:r>
           </w:p>
         </w:tc>
@@ -1853,7 +1764,7 @@
           <w:szCs w:val="20"/>
           <w:lang w:val="es-ES_tradnl"/>
         </w:rPr>
-        <w:t xml:space="preserve">Que, la infracción citada se originó por no pagar dentro de los plazos establecidos el monto total correspondiente al pago del {{NOM_TRIB_ASOC}} – {{COD_TRIB_ASOC}} del periodo {{PERIODO}} de S/ 1,888.00, declarado por el contribuyente el 22/06/2026, mediante el PDT 0601 con N.° de Orden 1194030169. </w:t>
+        <w:t xml:space="preserve">Que, la infracción citada se originó por no pagar dentro de los plazos establecidos el monto </w:t>
       </w:r>
       <w:r>
         <w:rPr>
@@ -1863,6 +1774,7 @@
           <w:szCs w:val="20"/>
           <w:lang w:val="es-ES_tradnl"/>
         </w:rPr>
+        <w:t xml:space="preserve">total </w:t>
       </w:r>
       <w:r>
         <w:rPr>
@@ -1872,6 +1784,7 @@
           <w:szCs w:val="20"/>
           <w:lang w:val="es-ES_tradnl"/>
         </w:rPr>
+        <w:t xml:space="preserve">correspondiente al pago del </w:t>
       </w:r>
       <w:r>
         <w:rPr>
@@ -1881,6 +1794,7 @@
           <w:szCs w:val="20"/>
           <w:lang w:val="es-ES"/>
         </w:rPr>
+        <w:t xml:space="preserve">SNP Ley 19990 – 053100 </w:t>
       </w:r>
       <w:r>
         <w:rPr>
@@ -1890,6 +1804,7 @@
           <w:szCs w:val="20"/>
           <w:lang w:val="es-ES_tradnl"/>
         </w:rPr>
+        <w:t>del periodo 202</w:t>
       </w:r>
       <w:r>
         <w:rPr>
@@ -1899,6 +1814,7 @@
           <w:szCs w:val="20"/>
           <w:lang w:val="es-ES_tradnl"/>
         </w:rPr>
+        <w:t>6-05 de S/ 1,888.00</w:t>
       </w:r>
       <w:r>
         <w:rPr>
@@ -1908,6 +1824,7 @@
           <w:szCs w:val="20"/>
           <w:lang w:val="es-ES_tradnl"/>
         </w:rPr>
+        <w:t xml:space="preserve">, declarado por el contribuyente el </w:t>
       </w:r>
       <w:r>
         <w:rPr>
@@ -1917,6 +1834,7 @@
           <w:szCs w:val="20"/>
           <w:lang w:val="es-ES_tradnl"/>
         </w:rPr>
+        <w:t>22</w:t>
       </w:r>
       <w:r>
         <w:rPr>
@@ -1926,6 +1844,7 @@
           <w:szCs w:val="20"/>
           <w:lang w:val="es-ES_tradnl"/>
         </w:rPr>
+        <w:t>/06/2026</w:t>
       </w:r>
       <w:r>
         <w:rPr>
@@ -1935,6 +1854,7 @@
           <w:szCs w:val="20"/>
           <w:lang w:val="es-ES_tradnl"/>
         </w:rPr>
+        <w:t xml:space="preserve">, mediante el PDT 0601 con N.° de Orden </w:t>
       </w:r>
       <w:r>
         <w:rPr>
@@ -1944,6 +1864,7 @@
           <w:szCs w:val="20"/>
           <w:lang w:val="es-ES_tradnl"/>
         </w:rPr>
+        <w:t>1194030169</w:t>
       </w:r>
       <w:r>
         <w:rPr>
@@ -1953,33 +1874,7 @@
           <w:szCs w:val="20"/>
           <w:lang w:val="es-ES_tradnl"/>
         </w:rPr>
-      </w:r>
-      <w:r>
-        <w:rPr>
-          <w:rFonts w:ascii="Arial" w:hAnsi="Arial" w:cs="Arial"/>
-          <w:bCs/>
-          <w:sz w:val="20"/>
-          <w:szCs w:val="20"/>
-          <w:lang w:val="es-ES_tradnl"/>
-        </w:rPr>
-      </w:r>
-      <w:r>
-        <w:rPr>
-          <w:rFonts w:ascii="Arial" w:hAnsi="Arial" w:cs="Arial"/>
-          <w:bCs/>
-          <w:sz w:val="20"/>
-          <w:szCs w:val="20"/>
-          <w:lang w:val="es-ES_tradnl"/>
-        </w:rPr>
-      </w:r>
-      <w:r>
-        <w:rPr>
-          <w:rFonts w:ascii="Arial" w:hAnsi="Arial" w:cs="Arial"/>
-          <w:bCs/>
-          <w:sz w:val="20"/>
-          <w:szCs w:val="20"/>
-          <w:lang w:val="es-ES_tradnl"/>
-        </w:rPr>
+        <w:t xml:space="preserve">. </w:t>
       </w:r>
     </w:p>
     <w:p>
@@ -2004,156 +1899,72 @@
         <w:jc w:val="both"/>
         <w:rPr>
           <w:rFonts w:ascii="Arial" w:hAnsi="Arial" w:cs="Arial"/>
-          <w:sz w:val="20"/>
-          <w:szCs w:val="20"/>
-          <w:lang w:val="es-ES_tradnl"/>
-        </w:rPr>
-      </w:pPr>
-      <w:r>
-        <w:rPr>
-          <w:rFonts w:ascii="Arial" w:hAnsi="Arial" w:cs="Arial"/>
-          <w:bCs/>
-          <w:sz w:val="20"/>
-          <w:szCs w:val="20"/>
-          <w:lang w:val="es-ES_tradnl"/>
-        </w:rPr>
-        <w:t>Que, el contribuyente con la declaración descrita realiza un pago de S/ 883.00 al {{NOM_TRIB_ASOC}} – {{COD_TRIB_ASOC}} del periodo {{PERIODO}}, el que no fue tomada en consideración al emitirse la resolución de multa materia del presente pronunciamiento, motivo por el cual corresponde modificarla.</w:t>
-      </w:r>
-      <w:r>
-        <w:rPr>
-          <w:rFonts w:ascii="Arial" w:hAnsi="Arial" w:cs="Arial"/>
-          <w:bCs/>
-          <w:sz w:val="20"/>
-          <w:szCs w:val="20"/>
-          <w:lang w:val="es-ES_tradnl"/>
-        </w:rPr>
-      </w:r>
-      <w:r>
-        <w:rPr>
-          <w:rFonts w:ascii="Arial" w:hAnsi="Arial" w:cs="Arial"/>
-          <w:bCs/>
-          <w:sz w:val="20"/>
-          <w:szCs w:val="20"/>
-          <w:lang w:val="es-ES_tradnl"/>
-        </w:rPr>
-      </w:r>
-      <w:r>
-        <w:rPr>
-          <w:rFonts w:ascii="Arial" w:hAnsi="Arial" w:cs="Arial"/>
-          <w:bCs/>
-          <w:sz w:val="20"/>
-          <w:szCs w:val="20"/>
-          <w:lang w:val="es-ES_tradnl"/>
-        </w:rPr>
-      </w:r>
-      <w:r>
-        <w:rPr>
-          <w:rFonts w:ascii="Arial" w:hAnsi="Arial" w:cs="Arial"/>
-          <w:bCs/>
-          <w:sz w:val="20"/>
-          <w:szCs w:val="20"/>
-          <w:lang w:val="es-ES_tradnl"/>
-        </w:rPr>
-      </w:r>
-      <w:r>
-        <w:rPr>
-          <w:rFonts w:ascii="Arial" w:hAnsi="Arial" w:cs="Arial"/>
-          <w:bCs/>
-          <w:sz w:val="20"/>
-          <w:szCs w:val="20"/>
-          <w:lang w:val="es-ES_tradnl"/>
-        </w:rPr>
-      </w:r>
-      <w:r>
-        <w:rPr>
-          <w:rFonts w:ascii="Arial" w:hAnsi="Arial" w:cs="Arial"/>
-          <w:bCs/>
-          <w:sz w:val="20"/>
-          <w:szCs w:val="20"/>
-          <w:lang w:val="es-ES_tradnl"/>
-        </w:rPr>
-      </w:r>
-      <w:r>
-        <w:rPr>
-          <w:rFonts w:ascii="Arial" w:hAnsi="Arial" w:cs="Arial"/>
-          <w:bCs/>
-          <w:sz w:val="20"/>
-          <w:szCs w:val="20"/>
-          <w:lang w:val="es-ES"/>
-        </w:rPr>
-      </w:r>
-      <w:r>
-        <w:rPr>
-          <w:rFonts w:ascii="Arial" w:hAnsi="Arial" w:cs="Arial"/>
-          <w:bCs/>
-          <w:sz w:val="20"/>
-          <w:szCs w:val="20"/>
-          <w:lang w:val="es-ES_tradnl"/>
-        </w:rPr>
-      </w:r>
-      <w:r>
-        <w:rPr>
-          <w:rFonts w:ascii="Arial" w:hAnsi="Arial" w:cs="Arial"/>
-          <w:bCs/>
-          <w:sz w:val="20"/>
-          <w:szCs w:val="20"/>
-          <w:lang w:val="es-ES_tradnl"/>
-        </w:rPr>
-      </w:r>
-      <w:r>
-        <w:rPr>
-          <w:rFonts w:ascii="Arial" w:hAnsi="Arial" w:cs="Arial"/>
-          <w:bCs/>
-          <w:sz w:val="20"/>
-          <w:szCs w:val="20"/>
-          <w:lang w:val="es-ES_tradnl"/>
-        </w:rPr>
-      </w:r>
-      <w:r>
-        <w:rPr>
-          <w:rFonts w:ascii="Arial" w:hAnsi="Arial" w:cs="Arial"/>
-          <w:bCs/>
-          <w:sz w:val="20"/>
-          <w:szCs w:val="20"/>
-          <w:lang w:val="es-ES_tradnl"/>
-        </w:rPr>
-      </w:r>
-      <w:r>
-        <w:rPr>
-          <w:rFonts w:ascii="Arial" w:hAnsi="Arial" w:cs="Arial"/>
-          <w:bCs/>
-          <w:sz w:val="20"/>
-          <w:szCs w:val="20"/>
-          <w:lang w:val="es-ES_tradnl"/>
-        </w:rPr>
-      </w:r>
-      <w:r>
-        <w:rPr>
-          <w:rFonts w:ascii="Arial" w:hAnsi="Arial" w:cs="Arial"/>
-          <w:bCs/>
-          <w:sz w:val="20"/>
-          <w:szCs w:val="20"/>
-          <w:lang w:val="es-ES_tradnl"/>
-        </w:rPr>
-      </w:r>
-      <w:r>
-        <w:rPr>
-          <w:rFonts w:ascii="Arial" w:hAnsi="Arial" w:cs="Arial"/>
-          <w:bCs/>
-          <w:sz w:val="20"/>
-          <w:szCs w:val="20"/>
-          <w:lang w:val="es-ES_tradnl"/>
-        </w:rPr>
-      </w:r>
-      <w:r>
-        <w:rPr>
-          <w:rFonts w:ascii="Arial" w:hAnsi="Arial" w:cs="Arial"/>
           <w:b/>
           <w:bCs/>
           <w:sz w:val="20"/>
           <w:szCs w:val="20"/>
           <w:lang w:val="es-ES_tradnl"/>
         </w:rPr>
+      </w:pPr>
+      <w:r>
+        <w:rPr>
+          <w:rFonts w:ascii="Arial" w:hAnsi="Arial" w:cs="Arial"/>
+          <w:bCs/>
+          <w:sz w:val="20"/>
+          <w:szCs w:val="20"/>
+          <w:lang w:val="es-ES_tradnl"/>
+        </w:rPr>
+        <w:t>Que, el contribuyente con</w:t>
+      </w:r>
+      <w:r>
+        <w:rPr>
+          <w:rFonts w:ascii="Arial" w:hAnsi="Arial" w:cs="Arial"/>
+          <w:bCs/>
+          <w:sz w:val="20"/>
+          <w:szCs w:val="20"/>
+          <w:lang w:val="es-ES_tradnl"/>
+        </w:rPr>
+        <w:t xml:space="preserve"> la declaración descrita realiza un pago de S/ 883.00 al </w:t>
+      </w:r>
+      <w:r>
+        <w:rPr>
+          <w:rFonts w:ascii="Arial" w:hAnsi="Arial" w:cs="Arial"/>
+          <w:bCs/>
+          <w:sz w:val="20"/>
+          <w:szCs w:val="20"/>
+          <w:lang w:val="es-ES"/>
+        </w:rPr>
+        <w:t xml:space="preserve">SNP Ley 19990 – 053100 </w:t>
+      </w:r>
+      <w:r>
+        <w:rPr>
+          <w:rFonts w:ascii="Arial" w:hAnsi="Arial" w:cs="Arial"/>
+          <w:bCs/>
+          <w:sz w:val="20"/>
+          <w:szCs w:val="20"/>
+          <w:lang w:val="es-ES_tradnl"/>
+        </w:rPr>
+        <w:t>del periodo 202</w:t>
+      </w:r>
+      <w:r>
+        <w:rPr>
+          <w:rFonts w:ascii="Arial" w:hAnsi="Arial" w:cs="Arial"/>
+          <w:bCs/>
+          <w:sz w:val="20"/>
+          <w:szCs w:val="20"/>
+          <w:lang w:val="es-ES_tradnl"/>
+        </w:rPr>
+        <w:t xml:space="preserve">6-05, el que no fue tomada en consideración al emitirse la resolución de multa materia del presente pronunciamiento, motivo por el cual </w:t>
+      </w:r>
+      <w:r>
+        <w:rPr>
+          <w:rFonts w:ascii="Arial" w:hAnsi="Arial" w:cs="Arial"/>
+          <w:bCs/>
+          <w:sz w:val="20"/>
+          <w:szCs w:val="20"/>
+          <w:lang w:val="es-ES_tradnl"/>
+        </w:rPr>
+        <w:t xml:space="preserve">corresponde </w:t>
       </w:r>
       <w:r>
         <w:rPr>
@@ -2164,6 +1975,46 @@
           <w:szCs w:val="20"/>
           <w:lang w:val="es-ES_tradnl"/>
         </w:rPr>
+        <w:t>modificarla.</w:t>
+      </w:r>
+    </w:p>
+    <w:p>
+      <w:pPr>
+        <w:spacing w:after="0" w:line="200" w:lineRule="atLeast"/>
+        <w:ind w:left="1418" w:right="1416"/>
+        <w:jc w:val="both"/>
+        <w:rPr>
+          <w:rFonts w:ascii="Arial" w:hAnsi="Arial" w:cs="Arial"/>
+          <w:b/>
+          <w:bCs/>
+          <w:sz w:val="20"/>
+          <w:szCs w:val="20"/>
+          <w:lang w:val="es-ES_tradnl"/>
+        </w:rPr>
+      </w:pPr>
+    </w:p>
+    <w:p>
+      <w:pPr>
+        <w:spacing w:after="0"/>
+        <w:ind w:firstLine="284"/>
+        <w:jc w:val="both"/>
+        <w:rPr>
+          <w:rFonts w:ascii="Arial" w:hAnsi="Arial" w:cs="Arial"/>
+          <w:bCs/>
+          <w:sz w:val="20"/>
+          <w:szCs w:val="20"/>
+          <w:lang w:val="es-ES_tradnl"/>
+        </w:rPr>
+      </w:pPr>
+      <w:r>
+        <w:rPr>
+          <w:rFonts w:ascii="Arial" w:hAnsi="Arial" w:cs="Arial"/>
+          <w:bCs/>
+          <w:sz w:val="20"/>
+          <w:szCs w:val="20"/>
+          <w:lang w:val="es-ES_tradnl"/>
+        </w:rPr>
+        <w:t>{{TEXTO_LIBRE}}</w:t>
       </w:r>
     </w:p>
     <w:p>
@@ -2213,7 +2064,7 @@
     <w:p>
       <w:pPr>
         <w:spacing w:after="0" w:line="200" w:lineRule="atLeast"/>
-        <w:ind w:firstLine="284"/>
+        <w:ind w:left="0"/>
         <w:jc w:val="both"/>
         <w:rPr>
           <w:rFonts w:ascii="Arial" w:hAnsi="Arial" w:cs="Arial"/>
@@ -2415,9 +2266,8 @@
           <w:sz w:val="20"/>
           <w:szCs w:val="20"/>
         </w:rPr>
-        <w:t>{{NRO_EXP</w:t>
-      </w:r>
-      <w:proofErr w:type="gramStart"/>
+        <w:t>{{NRO_EXP}}</w:t>
+      </w:r>
       <w:r>
         <w:rPr>
           <w:rFonts w:ascii="Arial" w:hAnsi="Arial" w:cs="Arial"/>
@@ -2425,7 +2275,7 @@
           <w:sz w:val="20"/>
           <w:szCs w:val="20"/>
         </w:rPr>
-        <w:t>}}</w:t>
+        <w:t xml:space="preserve"> </w:t>
       </w:r>
       <w:r>
         <w:rPr>
@@ -2434,26 +2284,7 @@
           <w:sz w:val="20"/>
           <w:szCs w:val="20"/>
         </w:rPr>
-        <w:t xml:space="preserve"> </w:t>
-      </w:r>
-      <w:r>
-        <w:rPr>
-          <w:rFonts w:ascii="Arial" w:hAnsi="Arial" w:cs="Arial"/>
-          <w:bCs/>
-          <w:sz w:val="20"/>
-          <w:szCs w:val="20"/>
-        </w:rPr>
-        <w:t xml:space="preserve"> generado</w:t>
-      </w:r>
-      <w:proofErr w:type="gramEnd"/>
-      <w:r>
-        <w:rPr>
-          <w:rFonts w:ascii="Arial" w:hAnsi="Arial" w:cs="Arial"/>
-          <w:bCs/>
-          <w:sz w:val="20"/>
-          <w:szCs w:val="20"/>
-        </w:rPr>
-        <w:t xml:space="preserve"> por la emisión de oficio </w:t>
+        <w:t xml:space="preserve">generado por la emisión de oficio </w:t>
       </w:r>
       <w:r>
         <w:rPr>
@@ -2614,7 +2445,7 @@
     <w:tbl>
       <w:tblPr>
         <w:tblpPr w:leftFromText="141" w:rightFromText="141" w:vertAnchor="text" w:horzAnchor="margin" w:tblpXSpec="center" w:tblpY="135"/>
-        <w:tblW w:w="10528" w:type="dxa"/>
+        <w:tblW w:w="9493" w:type="dxa"/>
         <w:tblBorders>
           <w:top w:val="single" w:sz="4" w:space="0" w:color="auto"/>
           <w:left w:val="single" w:sz="4" w:space="0" w:color="auto"/>
@@ -2630,13 +2461,13 @@
         <w:tblLook w:val="04A0" w:firstRow="1" w:lastRow="0" w:firstColumn="1" w:lastColumn="0" w:noHBand="0" w:noVBand="1"/>
       </w:tblPr>
       <w:tblGrid>
-        <w:gridCol w:w="1843"/>
+        <w:gridCol w:w="1296"/>
         <w:gridCol w:w="1330"/>
         <w:gridCol w:w="1419"/>
-        <w:gridCol w:w="1419"/>
-        <w:gridCol w:w="1469"/>
-        <w:gridCol w:w="1418"/>
-        <w:gridCol w:w="1630"/>
+        <w:gridCol w:w="1352"/>
+        <w:gridCol w:w="1663"/>
+        <w:gridCol w:w="1530"/>
+        <w:gridCol w:w="1597"/>
       </w:tblGrid>
       <w:tr>
         <w:trPr>
@@ -2644,7 +2475,7 @@
         </w:trPr>
         <w:tc>
           <w:tcPr>
-            <w:tcW w:w="1843" w:type="dxa"/>
+            <w:tcW w:w="1296" w:type="dxa"/>
             <w:shd w:val="clear" w:color="auto" w:fill="F2F2F2"/>
             <w:noWrap/>
             <w:vAlign w:val="center"/>
@@ -2743,7 +2574,7 @@
         </w:tc>
         <w:tc>
           <w:tcPr>
-            <w:tcW w:w="1419" w:type="dxa"/>
+            <w:tcW w:w="1352" w:type="dxa"/>
             <w:shd w:val="clear" w:color="auto" w:fill="F2F2F2"/>
           </w:tcPr>
           <w:p>
@@ -2773,7 +2604,7 @@
         </w:tc>
         <w:tc>
           <w:tcPr>
-            <w:tcW w:w="1469" w:type="dxa"/>
+            <w:tcW w:w="1663" w:type="dxa"/>
             <w:shd w:val="clear" w:color="auto" w:fill="F2F2F2"/>
             <w:noWrap/>
             <w:vAlign w:val="center"/>
@@ -2839,7 +2670,7 @@
         </w:tc>
         <w:tc>
           <w:tcPr>
-            <w:tcW w:w="1418" w:type="dxa"/>
+            <w:tcW w:w="1530" w:type="dxa"/>
             <w:tcBorders>
               <w:top w:val="single" w:sz="4" w:space="0" w:color="auto"/>
               <w:left w:val="nil"/>
@@ -2886,7 +2717,7 @@
         </w:tc>
         <w:tc>
           <w:tcPr>
-            <w:tcW w:w="1630" w:type="dxa"/>
+            <w:tcW w:w="903" w:type="dxa"/>
             <w:tcBorders>
               <w:top w:val="single" w:sz="4" w:space="0" w:color="auto"/>
               <w:left w:val="nil"/>
@@ -2911,7 +2742,6 @@
                 <w:lang w:eastAsia="es-PE"/>
               </w:rPr>
             </w:pPr>
-            <w:proofErr w:type="gramStart"/>
             <w:r>
               <w:rPr>
                 <w:rFonts w:ascii="Arial" w:eastAsia="Times New Roman" w:hAnsi="Arial" w:cs="Arial"/>
@@ -2919,17 +2749,7 @@
                 <w:szCs w:val="14"/>
                 <w:lang w:val="es-ES_tradnl" w:eastAsia="es-ES"/>
               </w:rPr>
-              <w:t>TOTAL</w:t>
-            </w:r>
-            <w:proofErr w:type="gramEnd"/>
-            <w:r>
-              <w:rPr>
-                <w:rFonts w:ascii="Arial" w:eastAsia="Times New Roman" w:hAnsi="Arial" w:cs="Arial"/>
-                <w:sz w:val="14"/>
-                <w:szCs w:val="14"/>
-                <w:lang w:val="es-ES_tradnl" w:eastAsia="es-ES"/>
-              </w:rPr>
-              <w:t xml:space="preserve"> AL</w:t>
+              <w:t>TOTAL AL</w:t>
             </w:r>
             <w:r>
               <w:rPr>
@@ -2958,7 +2778,7 @@
         </w:trPr>
         <w:tc>
           <w:tcPr>
-            <w:tcW w:w="1843" w:type="dxa"/>
+            <w:tcW w:w="1296" w:type="dxa"/>
             <w:tcBorders>
               <w:top w:val="nil"/>
               <w:left w:val="single" w:sz="4" w:space="0" w:color="auto"/>
@@ -3074,7 +2894,7 @@
         </w:tc>
         <w:tc>
           <w:tcPr>
-            <w:tcW w:w="1419" w:type="dxa"/>
+            <w:tcW w:w="1352" w:type="dxa"/>
             <w:vAlign w:val="center"/>
           </w:tcPr>
           <w:p>
@@ -3098,13 +2918,13 @@
                 <w:szCs w:val="20"/>
                 <w:lang w:eastAsia="es-PE"/>
               </w:rPr>
-              <w:t>{{COD_TRIB_ASOC}}</w:t>
+              <w:t>{{CT_ASOC}}</w:t>
             </w:r>
           </w:p>
         </w:tc>
         <w:tc>
           <w:tcPr>
-            <w:tcW w:w="1469" w:type="dxa"/>
+            <w:tcW w:w="1663" w:type="dxa"/>
             <w:noWrap/>
             <w:vAlign w:val="center"/>
             <w:hideMark/>
@@ -3136,7 +2956,7 @@
         </w:tc>
         <w:tc>
           <w:tcPr>
-            <w:tcW w:w="1418" w:type="dxa"/>
+            <w:tcW w:w="1530" w:type="dxa"/>
             <w:tcBorders>
               <w:top w:val="nil"/>
               <w:left w:val="nil"/>
@@ -3168,13 +2988,13 @@
                 <w:szCs w:val="20"/>
                 <w:lang w:eastAsia="es-PE"/>
               </w:rPr>
-              <w:t>{{INT_MULTA_MOD}}</w:t>
+              <w:t>{{I_MULTA_M}}</w:t>
             </w:r>
           </w:p>
         </w:tc>
         <w:tc>
           <w:tcPr>
-            <w:tcW w:w="1630" w:type="dxa"/>
+            <w:tcW w:w="903" w:type="dxa"/>
             <w:tcBorders>
               <w:top w:val="nil"/>
               <w:left w:val="nil"/>
@@ -3206,7 +3026,7 @@
                 <w:szCs w:val="20"/>
                 <w:lang w:eastAsia="es-PE"/>
               </w:rPr>
-              <w:t>{{TOTAL_MULTA_MOD}}</w:t>
+              <w:t>{{T_MULTA_M}}</w:t>
             </w:r>
           </w:p>
         </w:tc>
@@ -3333,7 +3153,7 @@
       </w:r>
       <w:r>
         <w:rPr>
-          <w:rStyle w:val="Refdenotaalpie"/>
+          <w:rStyle w:val="FootnoteReference"/>
           <w:rFonts w:ascii="Arial" w:hAnsi="Arial" w:cs="Arial"/>
           <w:sz w:val="20"/>
           <w:szCs w:val="20"/>
@@ -3492,7 +3312,7 @@
 </file>
 
 <file path=word/endnotes.xml><?xml version="1.0" encoding="utf-8"?>
-<w:endnotes xmlns:wpc="http://schemas.microsoft.com/office/word/2010/wordprocessingCanvas" xmlns:cx="http://schemas.microsoft.com/office/drawing/2014/chartex" xmlns:cx1="http://schemas.microsoft.com/office/drawing/2015/9/8/chartex" xmlns:cx2="http://schemas.microsoft.com/office/drawing/2015/10/21/chartex" xmlns:cx3="http://schemas.microsoft.com/office/drawing/2016/5/9/chartex" xmlns:cx4="http://schemas.microsoft.com/office/drawing/2016/5/10/chartex" xmlns:cx5="http://schemas.microsoft.com/office/drawing/2016/5/11/chartex" xmlns:cx6="http://schemas.microsoft.com/office/drawing/2016/5/12/chartex" xmlns:cx7="http://schemas.microsoft.com/office/drawing/2016/5/13/chartex" xmlns:cx8="http://schemas.microsoft.com/office/drawing/2016/5/14/chartex" xmlns:mc="http://schemas.openxmlformats.org/markup-compatibility/2006" xmlns:aink="http://schemas.microsoft.com/office/drawing/2016/ink" xmlns:am3d="http://schemas.microsoft.com/office/drawing/2017/model3d" xmlns:o="urn:schemas-microsoft-com:office:office" xmlns:r="http://schemas.openxmlformats.org/officeDocument/2006/relationships" xmlns:m="http://schemas.openxmlformats.org/officeDocument/2006/math" xmlns:v="urn:schemas-microsoft-com:vml" xmlns:wp14="http://schemas.microsoft.com/office/word/2010/wordprocessingDrawing" xmlns:wp="http://schemas.openxmlformats.org/drawingml/2006/wordprocessingDrawing" xmlns:w10="urn:schemas-microsoft-com:office:word" xmlns:w="http://schemas.openxmlformats.org/wordprocessingml/2006/main" xmlns:w14="http://schemas.microsoft.com/office/word/2010/wordml" xmlns:w15="http://schemas.microsoft.com/office/word/2012/wordml" xmlns:w16cex="http://schemas.microsoft.com/office/word/2018/wordml/cex" xmlns:w16cid="http://schemas.microsoft.com/office/word/2016/wordml/cid" xmlns:w16="http://schemas.microsoft.com/office/word/2018/wordml" xmlns:w16sdtdh="http://schemas.microsoft.com/office/word/2020/wordml/sdtdatahash" xmlns:w16se="http://schemas.microsoft.com/office/word/2015/wordml/symex" xmlns:wpg="http://schemas.microsoft.com/office/word/2010/wordprocessingGroup" xmlns:wpi="http://schemas.microsoft.com/office/word/2010/wordprocessingInk" xmlns:wne="http://schemas.microsoft.com/office/word/2006/wordml" xmlns:wps="http://schemas.microsoft.com/office/word/2010/wordprocessingShape" mc:Ignorable="w14 w15 w16se w16cid w16 w16cex w16sdtdh wp14">
+<w:endnotes xmlns:wpc="http://schemas.microsoft.com/office/word/2010/wordprocessingCanvas" xmlns:cx="http://schemas.microsoft.com/office/drawing/2014/chartex" xmlns:cx1="http://schemas.microsoft.com/office/drawing/2015/9/8/chartex" xmlns:cx2="http://schemas.microsoft.com/office/drawing/2015/10/21/chartex" xmlns:cx3="http://schemas.microsoft.com/office/drawing/2016/5/9/chartex" xmlns:cx4="http://schemas.microsoft.com/office/drawing/2016/5/10/chartex" xmlns:cx5="http://schemas.microsoft.com/office/drawing/2016/5/11/chartex" xmlns:cx6="http://schemas.microsoft.com/office/drawing/2016/5/12/chartex" xmlns:cx7="http://schemas.microsoft.com/office/drawing/2016/5/13/chartex" xmlns:cx8="http://schemas.microsoft.com/office/drawing/2016/5/14/chartex" xmlns:mc="http://schemas.openxmlformats.org/markup-compatibility/2006" xmlns:aink="http://schemas.microsoft.com/office/drawing/2016/ink" xmlns:am3d="http://schemas.microsoft.com/office/drawing/2017/model3d" xmlns:o="urn:schemas-microsoft-com:office:office" xmlns:oel="http://schemas.microsoft.com/office/2019/extlst" xmlns:r="http://schemas.openxmlformats.org/officeDocument/2006/relationships" xmlns:m="http://schemas.openxmlformats.org/officeDocument/2006/math" xmlns:v="urn:schemas-microsoft-com:vml" xmlns:wp14="http://schemas.microsoft.com/office/word/2010/wordprocessingDrawing" xmlns:wp="http://schemas.openxmlformats.org/drawingml/2006/wordprocessingDrawing" xmlns:w10="urn:schemas-microsoft-com:office:word" xmlns:w="http://schemas.openxmlformats.org/wordprocessingml/2006/main" xmlns:w14="http://schemas.microsoft.com/office/word/2010/wordml" xmlns:w15="http://schemas.microsoft.com/office/word/2012/wordml" xmlns:w16cex="http://schemas.microsoft.com/office/word/2018/wordml/cex" xmlns:w16cid="http://schemas.microsoft.com/office/word/2016/wordml/cid" xmlns:w16="http://schemas.microsoft.com/office/word/2018/wordml" xmlns:w16du="http://schemas.microsoft.com/office/word/2023/wordml/word16du" xmlns:w16sdtdh="http://schemas.microsoft.com/office/word/2020/wordml/sdtdatahash" xmlns:w16sdtfl="http://schemas.microsoft.com/office/word/2024/wordml/sdtformatlock" xmlns:w16se="http://schemas.microsoft.com/office/word/2015/wordml/symex" xmlns:wpg="http://schemas.microsoft.com/office/word/2010/wordprocessingGroup" xmlns:wpi="http://schemas.microsoft.com/office/word/2010/wordprocessingInk" xmlns:wne="http://schemas.microsoft.com/office/word/2006/wordml" xmlns:wps="http://schemas.microsoft.com/office/word/2010/wordprocessingShape" mc:Ignorable="w14 w15 w16se w16cid w16 w16cex w16sdtdh w16sdtfl w16du wp14">
   <w:endnote w:type="separator" w:id="-1">
     <w:p>
       <w:pPr>
@@ -3517,10 +3337,10 @@
 </file>
 
 <file path=word/footer1.xml><?xml version="1.0" encoding="utf-8"?>
-<w:ftr xmlns:wpc="http://schemas.microsoft.com/office/word/2010/wordprocessingCanvas" xmlns:cx="http://schemas.microsoft.com/office/drawing/2014/chartex" xmlns:cx1="http://schemas.microsoft.com/office/drawing/2015/9/8/chartex" xmlns:cx2="http://schemas.microsoft.com/office/drawing/2015/10/21/chartex" xmlns:cx3="http://schemas.microsoft.com/office/drawing/2016/5/9/chartex" xmlns:cx4="http://schemas.microsoft.com/office/drawing/2016/5/10/chartex" xmlns:cx5="http://schemas.microsoft.com/office/drawing/2016/5/11/chartex" xmlns:cx6="http://schemas.microsoft.com/office/drawing/2016/5/12/chartex" xmlns:cx7="http://schemas.microsoft.com/office/drawing/2016/5/13/chartex" xmlns:cx8="http://schemas.microsoft.com/office/drawing/2016/5/14/chartex" xmlns:mc="http://schemas.openxmlformats.org/markup-compatibility/2006" xmlns:aink="http://schemas.microsoft.com/office/drawing/2016/ink" xmlns:am3d="http://schemas.microsoft.com/office/drawing/2017/model3d" xmlns:o="urn:schemas-microsoft-com:office:office" xmlns:r="http://schemas.openxmlformats.org/officeDocument/2006/relationships" xmlns:m="http://schemas.openxmlformats.org/officeDocument/2006/math" xmlns:v="urn:schemas-microsoft-com:vml" xmlns:wp14="http://schemas.microsoft.com/office/word/2010/wordprocessingDrawing" xmlns:wp="http://schemas.openxmlformats.org/drawingml/2006/wordprocessingDrawing" xmlns:w10="urn:schemas-microsoft-com:office:word" xmlns:w="http://schemas.openxmlformats.org/wordprocessingml/2006/main" xmlns:w14="http://schemas.microsoft.com/office/word/2010/wordml" xmlns:w15="http://schemas.microsoft.com/office/word/2012/wordml" xmlns:w16cex="http://schemas.microsoft.com/office/word/2018/wordml/cex" xmlns:w16cid="http://schemas.microsoft.com/office/word/2016/wordml/cid" xmlns:w16="http://schemas.microsoft.com/office/word/2018/wordml" xmlns:w16sdtdh="http://schemas.microsoft.com/office/word/2020/wordml/sdtdatahash" xmlns:w16se="http://schemas.microsoft.com/office/word/2015/wordml/symex" xmlns:wpg="http://schemas.microsoft.com/office/word/2010/wordprocessingGroup" xmlns:wpi="http://schemas.microsoft.com/office/word/2010/wordprocessingInk" xmlns:wne="http://schemas.microsoft.com/office/word/2006/wordml" xmlns:wps="http://schemas.microsoft.com/office/word/2010/wordprocessingShape" mc:Ignorable="w14 w15 w16se w16cid w16 w16cex w16sdtdh wp14">
+<w:ftr xmlns:wpc="http://schemas.microsoft.com/office/word/2010/wordprocessingCanvas" xmlns:cx="http://schemas.microsoft.com/office/drawing/2014/chartex" xmlns:cx1="http://schemas.microsoft.com/office/drawing/2015/9/8/chartex" xmlns:cx2="http://schemas.microsoft.com/office/drawing/2015/10/21/chartex" xmlns:cx3="http://schemas.microsoft.com/office/drawing/2016/5/9/chartex" xmlns:cx4="http://schemas.microsoft.com/office/drawing/2016/5/10/chartex" xmlns:cx5="http://schemas.microsoft.com/office/drawing/2016/5/11/chartex" xmlns:cx6="http://schemas.microsoft.com/office/drawing/2016/5/12/chartex" xmlns:cx7="http://schemas.microsoft.com/office/drawing/2016/5/13/chartex" xmlns:cx8="http://schemas.microsoft.com/office/drawing/2016/5/14/chartex" xmlns:mc="http://schemas.openxmlformats.org/markup-compatibility/2006" xmlns:aink="http://schemas.microsoft.com/office/drawing/2016/ink" xmlns:am3d="http://schemas.microsoft.com/office/drawing/2017/model3d" xmlns:o="urn:schemas-microsoft-com:office:office" xmlns:oel="http://schemas.microsoft.com/office/2019/extlst" xmlns:r="http://schemas.openxmlformats.org/officeDocument/2006/relationships" xmlns:m="http://schemas.openxmlformats.org/officeDocument/2006/math" xmlns:v="urn:schemas-microsoft-com:vml" xmlns:wp14="http://schemas.microsoft.com/office/word/2010/wordprocessingDrawing" xmlns:wp="http://schemas.openxmlformats.org/drawingml/2006/wordprocessingDrawing" xmlns:w10="urn:schemas-microsoft-com:office:word" xmlns:w="http://schemas.openxmlformats.org/wordprocessingml/2006/main" xmlns:w14="http://schemas.microsoft.com/office/word/2010/wordml" xmlns:w15="http://schemas.microsoft.com/office/word/2012/wordml" xmlns:w16cex="http://schemas.microsoft.com/office/word/2018/wordml/cex" xmlns:w16cid="http://schemas.microsoft.com/office/word/2016/wordml/cid" xmlns:w16="http://schemas.microsoft.com/office/word/2018/wordml" xmlns:w16du="http://schemas.microsoft.com/office/word/2023/wordml/word16du" xmlns:w16sdtdh="http://schemas.microsoft.com/office/word/2020/wordml/sdtdatahash" xmlns:w16sdtfl="http://schemas.microsoft.com/office/word/2024/wordml/sdtformatlock" xmlns:w16se="http://schemas.microsoft.com/office/word/2015/wordml/symex" xmlns:wpg="http://schemas.microsoft.com/office/word/2010/wordprocessingGroup" xmlns:wpi="http://schemas.microsoft.com/office/word/2010/wordprocessingInk" xmlns:wne="http://schemas.microsoft.com/office/word/2006/wordml" xmlns:wps="http://schemas.microsoft.com/office/word/2010/wordprocessingShape" mc:Ignorable="w14 w15 w16se w16cid w16 w16cex w16sdtdh w16sdtfl w16du wp14">
   <w:p>
     <w:pPr>
-      <w:pStyle w:val="Piedepgina"/>
+      <w:pStyle w:val="Footer"/>
       <w:jc w:val="right"/>
     </w:pPr>
     <w:r>
@@ -3605,7 +3425,6 @@
           <w:docPartUnique/>
         </w:docPartObj>
       </w:sdtPr>
-      <w:sdtEndPr/>
       <w:sdtContent>
         <w:r>
           <w:fldChar w:fldCharType="begin"/>
@@ -3629,33 +3448,20 @@
         <w:r>
           <w:t>/</w:t>
         </w:r>
-        <w:r>
-          <w:fldChar w:fldCharType="begin"/>
-        </w:r>
-        <w:r>
-          <w:instrText xml:space="preserve"> NUMPAGES  \* Arabic  \* MERGEFORMAT </w:instrText>
-        </w:r>
-        <w:r>
-          <w:fldChar w:fldCharType="separate"/>
-        </w:r>
-        <w:r>
-          <w:rPr>
-            <w:noProof/>
-          </w:rPr>
-          <w:t>2</w:t>
-        </w:r>
-        <w:r>
-          <w:rPr>
-            <w:noProof/>
-          </w:rPr>
-          <w:fldChar w:fldCharType="end"/>
-        </w:r>
+        <w:fldSimple w:instr=" NUMPAGES  \* Arabic  \* MERGEFORMAT ">
+          <w:r>
+            <w:rPr>
+              <w:noProof/>
+            </w:rPr>
+            <w:t>2</w:t>
+          </w:r>
+        </w:fldSimple>
       </w:sdtContent>
     </w:sdt>
   </w:p>
   <w:p>
     <w:pPr>
-      <w:pStyle w:val="Piedepgina"/>
+      <w:pStyle w:val="Footer"/>
     </w:pPr>
     <w:r>
       <w:rPr>
@@ -3812,13 +3618,13 @@
             </wp:anchor>
           </w:drawing>
         </mc:Choice>
-        <mc:Fallback xmlns:w16sdtfl="http://schemas.microsoft.com/office/word/2024/wordml/sdtformatlock" xmlns:w16du="http://schemas.microsoft.com/office/word/2023/wordml/word16du" xmlns:oel="http://schemas.microsoft.com/office/2019/extlst">
+        <mc:Fallback>
           <w:pict>
             <v:shapetype w14:anchorId="774A436A" id="_x0000_t202" coordsize="21600,21600" o:spt="202" path="m,l,21600r21600,l21600,xe">
               <v:stroke joinstyle="miter"/>
               <v:path gradientshapeok="t" o:connecttype="rect"/>
             </v:shapetype>
-            <v:shape id="24 CuadroTexto" o:spid="_x0000_s1026" type="#_x0000_t202" style="position:absolute;left:0;text-align:left;margin-left:444.15pt;margin-top:13.05pt;width:138.4pt;height:33.65pt;z-index:251665920;visibility:visible;mso-wrap-style:square;mso-height-percent:0;mso-wrap-distance-left:9pt;mso-wrap-distance-top:0;mso-wrap-distance-right:9pt;mso-wrap-distance-bottom:0;mso-position-horizontal:absolute;mso-position-horizontal-relative:text;mso-position-vertical:absolute;mso-position-vertical-relative:text;mso-height-percent:0;mso-height-relative:margin;v-text-anchor:top" o:gfxdata="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" filled="f" stroked="f">
+            <v:shape id="24 CuadroTexto" o:spid="_x0000_s1026" type="#_x0000_t202" style="position:absolute;left:0;text-align:left;margin-left:444.15pt;margin-top:13.05pt;width:138.4pt;height:33.65pt;z-index:251665920;visibility:visible;mso-wrap-style:square;mso-height-percent:0;mso-wrap-distance-left:9pt;mso-wrap-distance-top:0;mso-wrap-distance-right:9pt;mso-wrap-distance-bottom:0;mso-position-horizontal:absolute;mso-position-horizontal-relative:text;mso-position-vertical:absolute;mso-position-vertical-relative:text;mso-height-percent:0;mso-height-relative:margin;v-text-anchor:top" o:gfxdata="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" filled="f" stroked="f">
               <v:textbox inset="0,0,0,0">
                 <w:txbxContent>
                   <w:p>
@@ -3988,9 +3794,9 @@
             </wp:anchor>
           </w:drawing>
         </mc:Choice>
-        <mc:Fallback xmlns:w16sdtfl="http://schemas.microsoft.com/office/word/2024/wordml/sdtformatlock" xmlns:w16du="http://schemas.microsoft.com/office/word/2023/wordml/word16du" xmlns:oel="http://schemas.microsoft.com/office/2019/extlst">
+        <mc:Fallback>
           <w:pict>
-            <v:shape w14:anchorId="342F1886" id="Cuadro de texto 2" o:spid="_x0000_s1027" type="#_x0000_t202" style="position:absolute;left:0;text-align:left;margin-left:14pt;margin-top:10.75pt;width:128.1pt;height:110.6pt;z-index:251663872;visibility:visible;mso-wrap-style:square;mso-width-percent:0;mso-height-percent:200;mso-wrap-distance-left:9pt;mso-wrap-distance-top:3.6pt;mso-wrap-distance-right:9pt;mso-wrap-distance-bottom:3.6pt;mso-position-horizontal:absolute;mso-position-horizontal-relative:text;mso-position-vertical:absolute;mso-position-vertical-relative:text;mso-width-percent:0;mso-height-percent:200;mso-width-relative:margin;mso-height-relative:margin;v-text-anchor:top" o:gfxdata="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" filled="f" stroked="f">
+            <v:shape w14:anchorId="342F1886" id="Cuadro de texto 2" o:spid="_x0000_s1027" type="#_x0000_t202" style="position:absolute;left:0;text-align:left;margin-left:14pt;margin-top:10.75pt;width:128.1pt;height:110.6pt;z-index:251663872;visibility:visible;mso-wrap-style:square;mso-width-percent:0;mso-height-percent:200;mso-wrap-distance-left:9pt;mso-wrap-distance-top:3.6pt;mso-wrap-distance-right:9pt;mso-wrap-distance-bottom:3.6pt;mso-position-horizontal:absolute;mso-position-horizontal-relative:text;mso-position-vertical:absolute;mso-position-vertical-relative:text;mso-width-percent:0;mso-height-percent:200;mso-width-relative:margin;mso-height-relative:margin;v-text-anchor:top" o:gfxdata="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" filled="f" stroked="f">
               <v:textbox style="mso-fit-shape-to-text:t">
                 <w:txbxContent>
                   <w:p>
@@ -4030,7 +3836,7 @@
 </file>
 
 <file path=word/footnotes.xml><?xml version="1.0" encoding="utf-8"?>
-<w:footnotes xmlns:wpc="http://schemas.microsoft.com/office/word/2010/wordprocessingCanvas" xmlns:cx="http://schemas.microsoft.com/office/drawing/2014/chartex" xmlns:cx1="http://schemas.microsoft.com/office/drawing/2015/9/8/chartex" xmlns:cx2="http://schemas.microsoft.com/office/drawing/2015/10/21/chartex" xmlns:cx3="http://schemas.microsoft.com/office/drawing/2016/5/9/chartex" xmlns:cx4="http://schemas.microsoft.com/office/drawing/2016/5/10/chartex" xmlns:cx5="http://schemas.microsoft.com/office/drawing/2016/5/11/chartex" xmlns:cx6="http://schemas.microsoft.com/office/drawing/2016/5/12/chartex" xmlns:cx7="http://schemas.microsoft.com/office/drawing/2016/5/13/chartex" xmlns:cx8="http://schemas.microsoft.com/office/drawing/2016/5/14/chartex" xmlns:mc="http://schemas.openxmlformats.org/markup-compatibility/2006" xmlns:aink="http://schemas.microsoft.com/office/drawing/2016/ink" xmlns:am3d="http://schemas.microsoft.com/office/drawing/2017/model3d" xmlns:o="urn:schemas-microsoft-com:office:office" xmlns:r="http://schemas.openxmlformats.org/officeDocument/2006/relationships" xmlns:m="http://schemas.openxmlformats.org/officeDocument/2006/math" xmlns:v="urn:schemas-microsoft-com:vml" xmlns:wp14="http://schemas.microsoft.com/office/word/2010/wordprocessingDrawing" xmlns:wp="http://schemas.openxmlformats.org/drawingml/2006/wordprocessingDrawing" xmlns:w10="urn:schemas-microsoft-com:office:word" xmlns:w="http://schemas.openxmlformats.org/wordprocessingml/2006/main" xmlns:w14="http://schemas.microsoft.com/office/word/2010/wordml" xmlns:w15="http://schemas.microsoft.com/office/word/2012/wordml" xmlns:w16cex="http://schemas.microsoft.com/office/word/2018/wordml/cex" xmlns:w16cid="http://schemas.microsoft.com/office/word/2016/wordml/cid" xmlns:w16="http://schemas.microsoft.com/office/word/2018/wordml" xmlns:w16sdtdh="http://schemas.microsoft.com/office/word/2020/wordml/sdtdatahash" xmlns:w16se="http://schemas.microsoft.com/office/word/2015/wordml/symex" xmlns:wpg="http://schemas.microsoft.com/office/word/2010/wordprocessingGroup" xmlns:wpi="http://schemas.microsoft.com/office/word/2010/wordprocessingInk" xmlns:wne="http://schemas.microsoft.com/office/word/2006/wordml" xmlns:wps="http://schemas.microsoft.com/office/word/2010/wordprocessingShape" mc:Ignorable="w14 w15 w16se w16cid w16 w16cex w16sdtdh wp14">
+<w:footnotes xmlns:wpc="http://schemas.microsoft.com/office/word/2010/wordprocessingCanvas" xmlns:cx="http://schemas.microsoft.com/office/drawing/2014/chartex" xmlns:cx1="http://schemas.microsoft.com/office/drawing/2015/9/8/chartex" xmlns:cx2="http://schemas.microsoft.com/office/drawing/2015/10/21/chartex" xmlns:cx3="http://schemas.microsoft.com/office/drawing/2016/5/9/chartex" xmlns:cx4="http://schemas.microsoft.com/office/drawing/2016/5/10/chartex" xmlns:cx5="http://schemas.microsoft.com/office/drawing/2016/5/11/chartex" xmlns:cx6="http://schemas.microsoft.com/office/drawing/2016/5/12/chartex" xmlns:cx7="http://schemas.microsoft.com/office/drawing/2016/5/13/chartex" xmlns:cx8="http://schemas.microsoft.com/office/drawing/2016/5/14/chartex" xmlns:mc="http://schemas.openxmlformats.org/markup-compatibility/2006" xmlns:aink="http://schemas.microsoft.com/office/drawing/2016/ink" xmlns:am3d="http://schemas.microsoft.com/office/drawing/2017/model3d" xmlns:o="urn:schemas-microsoft-com:office:office" xmlns:oel="http://schemas.microsoft.com/office/2019/extlst" xmlns:r="http://schemas.openxmlformats.org/officeDocument/2006/relationships" xmlns:m="http://schemas.openxmlformats.org/officeDocument/2006/math" xmlns:v="urn:schemas-microsoft-com:vml" xmlns:wp14="http://schemas.microsoft.com/office/word/2010/wordprocessingDrawing" xmlns:wp="http://schemas.openxmlformats.org/drawingml/2006/wordprocessingDrawing" xmlns:w10="urn:schemas-microsoft-com:office:word" xmlns:w="http://schemas.openxmlformats.org/wordprocessingml/2006/main" xmlns:w14="http://schemas.microsoft.com/office/word/2010/wordml" xmlns:w15="http://schemas.microsoft.com/office/word/2012/wordml" xmlns:w16cex="http://schemas.microsoft.com/office/word/2018/wordml/cex" xmlns:w16cid="http://schemas.microsoft.com/office/word/2016/wordml/cid" xmlns:w16="http://schemas.microsoft.com/office/word/2018/wordml" xmlns:w16du="http://schemas.microsoft.com/office/word/2023/wordml/word16du" xmlns:w16sdtdh="http://schemas.microsoft.com/office/word/2020/wordml/sdtdatahash" xmlns:w16sdtfl="http://schemas.microsoft.com/office/word/2024/wordml/sdtformatlock" xmlns:w16se="http://schemas.microsoft.com/office/word/2015/wordml/symex" xmlns:wpg="http://schemas.microsoft.com/office/word/2010/wordprocessingGroup" xmlns:wpi="http://schemas.microsoft.com/office/word/2010/wordprocessingInk" xmlns:wne="http://schemas.microsoft.com/office/word/2006/wordml" xmlns:wps="http://schemas.microsoft.com/office/word/2010/wordprocessingShape" mc:Ignorable="w14 w15 w16se w16cid w16 w16cex w16sdtdh w16sdtfl w16du wp14">
   <w:footnote w:type="separator" w:id="-1">
     <w:p>
       <w:pPr>
@@ -4051,7 +3857,7 @@
   <w:footnote w:id="1">
     <w:tbl>
       <w:tblPr>
-        <w:tblStyle w:val="Tablaconcuadrcula"/>
+        <w:tblStyle w:val="TableGrid"/>
         <w:tblW w:w="0" w:type="auto"/>
         <w:tblInd w:w="1413" w:type="dxa"/>
         <w:tblLook w:val="04A0" w:firstRow="1" w:lastRow="0" w:firstColumn="1" w:lastColumn="0" w:noHBand="0" w:noVBand="1"/>
@@ -4069,7 +3875,7 @@
           </w:tcPr>
           <w:p>
             <w:pPr>
-              <w:pStyle w:val="Textonotapie"/>
+              <w:pStyle w:val="FootnoteText"/>
               <w:ind w:left="28" w:right="0"/>
               <w:jc w:val="both"/>
               <w:rPr>
@@ -4080,7 +3886,7 @@
             </w:pPr>
             <w:r>
               <w:rPr>
-                <w:rStyle w:val="Refdenotaalpie"/>
+                <w:rStyle w:val="FootnoteReference"/>
                 <w:rFonts w:ascii="Arial" w:hAnsi="Arial" w:cs="Arial"/>
                 <w:sz w:val="18"/>
                 <w:szCs w:val="18"/>
@@ -4113,7 +3919,7 @@
     </w:tbl>
     <w:p>
       <w:pPr>
-        <w:pStyle w:val="Textonotapie"/>
+        <w:pStyle w:val="FootnoteText"/>
         <w:ind w:left="0"/>
         <w:rPr>
           <w:lang w:val="es-MX"/>
@@ -4125,10 +3931,10 @@
 </file>
 
 <file path=word/header1.xml><?xml version="1.0" encoding="utf-8"?>
-<w:hdr xmlns:wpc="http://schemas.microsoft.com/office/word/2010/wordprocessingCanvas" xmlns:cx="http://schemas.microsoft.com/office/drawing/2014/chartex" xmlns:cx1="http://schemas.microsoft.com/office/drawing/2015/9/8/chartex" xmlns:cx2="http://schemas.microsoft.com/office/drawing/2015/10/21/chartex" xmlns:cx3="http://schemas.microsoft.com/office/drawing/2016/5/9/chartex" xmlns:cx4="http://schemas.microsoft.com/office/drawing/2016/5/10/chartex" xmlns:cx5="http://schemas.microsoft.com/office/drawing/2016/5/11/chartex" xmlns:cx6="http://schemas.microsoft.com/office/drawing/2016/5/12/chartex" xmlns:cx7="http://schemas.microsoft.com/office/drawing/2016/5/13/chartex" xmlns:cx8="http://schemas.microsoft.com/office/drawing/2016/5/14/chartex" xmlns:mc="http://schemas.openxmlformats.org/markup-compatibility/2006" xmlns:aink="http://schemas.microsoft.com/office/drawing/2016/ink" xmlns:am3d="http://schemas.microsoft.com/office/drawing/2017/model3d" xmlns:o="urn:schemas-microsoft-com:office:office" xmlns:r="http://schemas.openxmlformats.org/officeDocument/2006/relationships" xmlns:m="http://schemas.openxmlformats.org/officeDocument/2006/math" xmlns:v="urn:schemas-microsoft-com:vml" xmlns:wp14="http://schemas.microsoft.com/office/word/2010/wordprocessingDrawing" xmlns:wp="http://schemas.openxmlformats.org/drawingml/2006/wordprocessingDrawing" xmlns:w10="urn:schemas-microsoft-com:office:word" xmlns:w="http://schemas.openxmlformats.org/wordprocessingml/2006/main" xmlns:w14="http://schemas.microsoft.com/office/word/2010/wordml" xmlns:w15="http://schemas.microsoft.com/office/word/2012/wordml" xmlns:w16cex="http://schemas.microsoft.com/office/word/2018/wordml/cex" xmlns:w16cid="http://schemas.microsoft.com/office/word/2016/wordml/cid" xmlns:w16="http://schemas.microsoft.com/office/word/2018/wordml" xmlns:w16sdtdh="http://schemas.microsoft.com/office/word/2020/wordml/sdtdatahash" xmlns:w16se="http://schemas.microsoft.com/office/word/2015/wordml/symex" xmlns:wpg="http://schemas.microsoft.com/office/word/2010/wordprocessingGroup" xmlns:wpi="http://schemas.microsoft.com/office/word/2010/wordprocessingInk" xmlns:wne="http://schemas.microsoft.com/office/word/2006/wordml" xmlns:wps="http://schemas.microsoft.com/office/word/2010/wordprocessingShape" mc:Ignorable="w14 w15 w16se w16cid w16 w16cex w16sdtdh wp14">
+<w:hdr xmlns:wpc="http://schemas.microsoft.com/office/word/2010/wordprocessingCanvas" xmlns:cx="http://schemas.microsoft.com/office/drawing/2014/chartex" xmlns:cx1="http://schemas.microsoft.com/office/drawing/2015/9/8/chartex" xmlns:cx2="http://schemas.microsoft.com/office/drawing/2015/10/21/chartex" xmlns:cx3="http://schemas.microsoft.com/office/drawing/2016/5/9/chartex" xmlns:cx4="http://schemas.microsoft.com/office/drawing/2016/5/10/chartex" xmlns:cx5="http://schemas.microsoft.com/office/drawing/2016/5/11/chartex" xmlns:cx6="http://schemas.microsoft.com/office/drawing/2016/5/12/chartex" xmlns:cx7="http://schemas.microsoft.com/office/drawing/2016/5/13/chartex" xmlns:cx8="http://schemas.microsoft.com/office/drawing/2016/5/14/chartex" xmlns:mc="http://schemas.openxmlformats.org/markup-compatibility/2006" xmlns:aink="http://schemas.microsoft.com/office/drawing/2016/ink" xmlns:am3d="http://schemas.microsoft.com/office/drawing/2017/model3d" xmlns:o="urn:schemas-microsoft-com:office:office" xmlns:oel="http://schemas.microsoft.com/office/2019/extlst" xmlns:r="http://schemas.openxmlformats.org/officeDocument/2006/relationships" xmlns:m="http://schemas.openxmlformats.org/officeDocument/2006/math" xmlns:v="urn:schemas-microsoft-com:vml" xmlns:wp14="http://schemas.microsoft.com/office/word/2010/wordprocessingDrawing" xmlns:wp="http://schemas.openxmlformats.org/drawingml/2006/wordprocessingDrawing" xmlns:w10="urn:schemas-microsoft-com:office:word" xmlns:w="http://schemas.openxmlformats.org/wordprocessingml/2006/main" xmlns:w14="http://schemas.microsoft.com/office/word/2010/wordml" xmlns:w15="http://schemas.microsoft.com/office/word/2012/wordml" xmlns:w16cex="http://schemas.microsoft.com/office/word/2018/wordml/cex" xmlns:w16cid="http://schemas.microsoft.com/office/word/2016/wordml/cid" xmlns:w16="http://schemas.microsoft.com/office/word/2018/wordml" xmlns:w16du="http://schemas.microsoft.com/office/word/2023/wordml/word16du" xmlns:w16sdtdh="http://schemas.microsoft.com/office/word/2020/wordml/sdtdatahash" xmlns:w16sdtfl="http://schemas.microsoft.com/office/word/2024/wordml/sdtformatlock" xmlns:w16se="http://schemas.microsoft.com/office/word/2015/wordml/symex" xmlns:wpg="http://schemas.microsoft.com/office/word/2010/wordprocessingGroup" xmlns:wpi="http://schemas.microsoft.com/office/word/2010/wordprocessingInk" xmlns:wne="http://schemas.microsoft.com/office/word/2006/wordml" xmlns:wps="http://schemas.microsoft.com/office/word/2010/wordprocessingShape" mc:Ignorable="w14 w15 w16se w16cid w16 w16cex w16sdtdh w16sdtfl w16du wp14">
   <w:p>
     <w:pPr>
-      <w:pStyle w:val="Encabezado"/>
+      <w:pStyle w:val="Header"/>
       <w:ind w:left="0"/>
     </w:pPr>
     <w:r>
@@ -4202,13 +4008,13 @@
   </w:p>
   <w:p>
     <w:pPr>
-      <w:pStyle w:val="Encabezado"/>
+      <w:pStyle w:val="Header"/>
       <w:ind w:left="0"/>
     </w:pPr>
   </w:p>
   <w:p>
     <w:pPr>
-      <w:pStyle w:val="Encabezado"/>
+      <w:pStyle w:val="Header"/>
       <w:ind w:left="284"/>
       <w:rPr>
         <w:rFonts w:ascii="Arial" w:hAnsi="Arial" w:cs="Arial"/>
@@ -4221,7 +4027,7 @@
   </w:p>
   <w:p>
     <w:pPr>
-      <w:pStyle w:val="Encabezado"/>
+      <w:pStyle w:val="Header"/>
       <w:ind w:left="284"/>
       <w:rPr>
         <w:rFonts w:ascii="Arial" w:hAnsi="Arial" w:cs="Arial"/>
@@ -4256,7 +4062,7 @@
 </file>
 
 <file path=word/numbering.xml><?xml version="1.0" encoding="utf-8"?>
-<w:numbering xmlns:wpc="http://schemas.microsoft.com/office/word/2010/wordprocessingCanvas" xmlns:cx="http://schemas.microsoft.com/office/drawing/2014/chartex" xmlns:cx1="http://schemas.microsoft.com/office/drawing/2015/9/8/chartex" xmlns:cx2="http://schemas.microsoft.com/office/drawing/2015/10/21/chartex" xmlns:cx3="http://schemas.microsoft.com/office/drawing/2016/5/9/chartex" xmlns:cx4="http://schemas.microsoft.com/office/drawing/2016/5/10/chartex" xmlns:cx5="http://schemas.microsoft.com/office/drawing/2016/5/11/chartex" xmlns:cx6="http://schemas.microsoft.com/office/drawing/2016/5/12/chartex" xmlns:cx7="http://schemas.microsoft.com/office/drawing/2016/5/13/chartex" xmlns:cx8="http://schemas.microsoft.com/office/drawing/2016/5/14/chartex" xmlns:mc="http://schemas.openxmlformats.org/markup-compatibility/2006" xmlns:aink="http://schemas.microsoft.com/office/drawing/2016/ink" xmlns:am3d="http://schemas.microsoft.com/office/drawing/2017/model3d" xmlns:o="urn:schemas-microsoft-com:office:office" xmlns:r="http://schemas.openxmlformats.org/officeDocument/2006/relationships" xmlns:m="http://schemas.openxmlformats.org/officeDocument/2006/math" xmlns:v="urn:schemas-microsoft-com:vml" xmlns:wp14="http://schemas.microsoft.com/office/word/2010/wordprocessingDrawing" xmlns:wp="http://schemas.openxmlformats.org/drawingml/2006/wordprocessingDrawing" xmlns:w10="urn:schemas-microsoft-com:office:word" xmlns:w="http://schemas.openxmlformats.org/wordprocessingml/2006/main" xmlns:w14="http://schemas.microsoft.com/office/word/2010/wordml" xmlns:w15="http://schemas.microsoft.com/office/word/2012/wordml" xmlns:w16cex="http://schemas.microsoft.com/office/word/2018/wordml/cex" xmlns:w16cid="http://schemas.microsoft.com/office/word/2016/wordml/cid" xmlns:w16="http://schemas.microsoft.com/office/word/2018/wordml" xmlns:w16sdtdh="http://schemas.microsoft.com/office/word/2020/wordml/sdtdatahash" xmlns:w16se="http://schemas.microsoft.com/office/word/2015/wordml/symex" xmlns:wpg="http://schemas.microsoft.com/office/word/2010/wordprocessingGroup" xmlns:wpi="http://schemas.microsoft.com/office/word/2010/wordprocessingInk" xmlns:wne="http://schemas.microsoft.com/office/word/2006/wordml" xmlns:wps="http://schemas.microsoft.com/office/word/2010/wordprocessingShape" mc:Ignorable="w14 w15 w16se w16cid w16 w16cex w16sdtdh wp14">
+<w:numbering xmlns:wpc="http://schemas.microsoft.com/office/word/2010/wordprocessingCanvas" xmlns:cx="http://schemas.microsoft.com/office/drawing/2014/chartex" xmlns:cx1="http://schemas.microsoft.com/office/drawing/2015/9/8/chartex" xmlns:cx2="http://schemas.microsoft.com/office/drawing/2015/10/21/chartex" xmlns:cx3="http://schemas.microsoft.com/office/drawing/2016/5/9/chartex" xmlns:cx4="http://schemas.microsoft.com/office/drawing/2016/5/10/chartex" xmlns:cx5="http://schemas.microsoft.com/office/drawing/2016/5/11/chartex" xmlns:cx6="http://schemas.microsoft.com/office/drawing/2016/5/12/chartex" xmlns:cx7="http://schemas.microsoft.com/office/drawing/2016/5/13/chartex" xmlns:cx8="http://schemas.microsoft.com/office/drawing/2016/5/14/chartex" xmlns:mc="http://schemas.openxmlformats.org/markup-compatibility/2006" xmlns:aink="http://schemas.microsoft.com/office/drawing/2016/ink" xmlns:am3d="http://schemas.microsoft.com/office/drawing/2017/model3d" xmlns:o="urn:schemas-microsoft-com:office:office" xmlns:oel="http://schemas.microsoft.com/office/2019/extlst" xmlns:r="http://schemas.openxmlformats.org/officeDocument/2006/relationships" xmlns:m="http://schemas.openxmlformats.org/officeDocument/2006/math" xmlns:v="urn:schemas-microsoft-com:vml" xmlns:wp14="http://schemas.microsoft.com/office/word/2010/wordprocessingDrawing" xmlns:wp="http://schemas.openxmlformats.org/drawingml/2006/wordprocessingDrawing" xmlns:w10="urn:schemas-microsoft-com:office:word" xmlns:w="http://schemas.openxmlformats.org/wordprocessingml/2006/main" xmlns:w14="http://schemas.microsoft.com/office/word/2010/wordml" xmlns:w15="http://schemas.microsoft.com/office/word/2012/wordml" xmlns:w16cex="http://schemas.microsoft.com/office/word/2018/wordml/cex" xmlns:w16cid="http://schemas.microsoft.com/office/word/2016/wordml/cid" xmlns:w16="http://schemas.microsoft.com/office/word/2018/wordml" xmlns:w16du="http://schemas.microsoft.com/office/word/2023/wordml/word16du" xmlns:w16sdtdh="http://schemas.microsoft.com/office/word/2020/wordml/sdtdatahash" xmlns:w16sdtfl="http://schemas.microsoft.com/office/word/2024/wordml/sdtformatlock" xmlns:w16se="http://schemas.microsoft.com/office/word/2015/wordml/symex" xmlns:wpg="http://schemas.microsoft.com/office/word/2010/wordprocessingGroup" xmlns:wpi="http://schemas.microsoft.com/office/word/2010/wordprocessingInk" xmlns:wne="http://schemas.microsoft.com/office/word/2006/wordml" xmlns:wps="http://schemas.microsoft.com/office/word/2010/wordprocessingShape" mc:Ignorable="w14 w15 w16se w16cid w16 w16cex w16sdtdh w16sdtfl w16du wp14">
   <w:abstractNum w:abstractNumId="0" w15:restartNumberingAfterBreak="0">
     <w:nsid w:val="011F2151"/>
     <w:multiLevelType w:val="hybridMultilevel"/>
@@ -8394,137 +8200,137 @@
       </w:rPr>
     </w:lvl>
   </w:abstractNum>
-  <w:num w:numId="1">
+  <w:num w:numId="1" w16cid:durableId="1314990336">
     <w:abstractNumId w:val="0"/>
   </w:num>
-  <w:num w:numId="2">
+  <w:num w:numId="2" w16cid:durableId="878474574">
     <w:abstractNumId w:val="24"/>
   </w:num>
-  <w:num w:numId="3">
+  <w:num w:numId="3" w16cid:durableId="664863223">
     <w:abstractNumId w:val="12"/>
   </w:num>
-  <w:num w:numId="4">
+  <w:num w:numId="4" w16cid:durableId="1359967453">
     <w:abstractNumId w:val="19"/>
   </w:num>
-  <w:num w:numId="5">
+  <w:num w:numId="5" w16cid:durableId="1406802361">
     <w:abstractNumId w:val="21"/>
   </w:num>
-  <w:num w:numId="6">
+  <w:num w:numId="6" w16cid:durableId="1591350419">
     <w:abstractNumId w:val="2"/>
   </w:num>
-  <w:num w:numId="7">
+  <w:num w:numId="7" w16cid:durableId="2131590283">
     <w:abstractNumId w:val="20"/>
   </w:num>
-  <w:num w:numId="8">
+  <w:num w:numId="8" w16cid:durableId="540019790">
     <w:abstractNumId w:val="32"/>
   </w:num>
-  <w:num w:numId="9">
+  <w:num w:numId="9" w16cid:durableId="2053916641">
     <w:abstractNumId w:val="1"/>
   </w:num>
-  <w:num w:numId="10">
+  <w:num w:numId="10" w16cid:durableId="832453691">
     <w:abstractNumId w:val="40"/>
   </w:num>
-  <w:num w:numId="11">
+  <w:num w:numId="11" w16cid:durableId="743769220">
     <w:abstractNumId w:val="6"/>
   </w:num>
-  <w:num w:numId="12">
+  <w:num w:numId="12" w16cid:durableId="198248900">
     <w:abstractNumId w:val="37"/>
   </w:num>
-  <w:num w:numId="13">
+  <w:num w:numId="13" w16cid:durableId="1164854827">
     <w:abstractNumId w:val="17"/>
   </w:num>
-  <w:num w:numId="14">
+  <w:num w:numId="14" w16cid:durableId="1557156471">
     <w:abstractNumId w:val="7"/>
   </w:num>
-  <w:num w:numId="15">
+  <w:num w:numId="15" w16cid:durableId="416292517">
     <w:abstractNumId w:val="16"/>
   </w:num>
-  <w:num w:numId="16">
+  <w:num w:numId="16" w16cid:durableId="774256230">
     <w:abstractNumId w:val="11"/>
   </w:num>
-  <w:num w:numId="17">
+  <w:num w:numId="17" w16cid:durableId="1371221843">
     <w:abstractNumId w:val="25"/>
   </w:num>
-  <w:num w:numId="18">
+  <w:num w:numId="18" w16cid:durableId="1487015543">
     <w:abstractNumId w:val="28"/>
   </w:num>
-  <w:num w:numId="19">
+  <w:num w:numId="19" w16cid:durableId="2046178431">
     <w:abstractNumId w:val="8"/>
   </w:num>
-  <w:num w:numId="20">
+  <w:num w:numId="20" w16cid:durableId="1801411076">
     <w:abstractNumId w:val="27"/>
   </w:num>
-  <w:num w:numId="21">
+  <w:num w:numId="21" w16cid:durableId="1694452839">
     <w:abstractNumId w:val="22"/>
   </w:num>
-  <w:num w:numId="22">
+  <w:num w:numId="22" w16cid:durableId="842011840">
     <w:abstractNumId w:val="41"/>
   </w:num>
-  <w:num w:numId="23">
+  <w:num w:numId="23" w16cid:durableId="375542676">
     <w:abstractNumId w:val="18"/>
   </w:num>
-  <w:num w:numId="24">
+  <w:num w:numId="24" w16cid:durableId="579413093">
     <w:abstractNumId w:val="5"/>
   </w:num>
-  <w:num w:numId="25">
+  <w:num w:numId="25" w16cid:durableId="1566454612">
     <w:abstractNumId w:val="10"/>
   </w:num>
-  <w:num w:numId="26">
+  <w:num w:numId="26" w16cid:durableId="726951666">
     <w:abstractNumId w:val="35"/>
   </w:num>
-  <w:num w:numId="27">
+  <w:num w:numId="27" w16cid:durableId="1879274155">
     <w:abstractNumId w:val="34"/>
   </w:num>
-  <w:num w:numId="28">
+  <w:num w:numId="28" w16cid:durableId="536086878">
     <w:abstractNumId w:val="39"/>
   </w:num>
-  <w:num w:numId="29">
+  <w:num w:numId="29" w16cid:durableId="261574489">
     <w:abstractNumId w:val="15"/>
   </w:num>
-  <w:num w:numId="30">
+  <w:num w:numId="30" w16cid:durableId="32195333">
     <w:abstractNumId w:val="4"/>
   </w:num>
-  <w:num w:numId="31">
+  <w:num w:numId="31" w16cid:durableId="436755939">
     <w:abstractNumId w:val="14"/>
   </w:num>
-  <w:num w:numId="32">
+  <w:num w:numId="32" w16cid:durableId="122385403">
     <w:abstractNumId w:val="26"/>
   </w:num>
-  <w:num w:numId="33">
+  <w:num w:numId="33" w16cid:durableId="776096121">
     <w:abstractNumId w:val="31"/>
   </w:num>
-  <w:num w:numId="34">
+  <w:num w:numId="34" w16cid:durableId="940996020">
     <w:abstractNumId w:val="13"/>
   </w:num>
-  <w:num w:numId="35">
+  <w:num w:numId="35" w16cid:durableId="511653510">
     <w:abstractNumId w:val="38"/>
   </w:num>
-  <w:num w:numId="36">
+  <w:num w:numId="36" w16cid:durableId="1011372736">
     <w:abstractNumId w:val="23"/>
   </w:num>
-  <w:num w:numId="37">
+  <w:num w:numId="37" w16cid:durableId="1518034489">
     <w:abstractNumId w:val="30"/>
   </w:num>
-  <w:num w:numId="38">
+  <w:num w:numId="38" w16cid:durableId="2037391994">
     <w:abstractNumId w:val="3"/>
   </w:num>
-  <w:num w:numId="39">
+  <w:num w:numId="39" w16cid:durableId="1611618421">
     <w:abstractNumId w:val="33"/>
   </w:num>
-  <w:num w:numId="40">
+  <w:num w:numId="40" w16cid:durableId="356540213">
     <w:abstractNumId w:val="36"/>
   </w:num>
-  <w:num w:numId="41">
+  <w:num w:numId="41" w16cid:durableId="341205930">
     <w:abstractNumId w:val="29"/>
   </w:num>
-  <w:num w:numId="42">
+  <w:num w:numId="42" w16cid:durableId="44255094">
     <w:abstractNumId w:val="9"/>
   </w:num>
 </w:numbering>
 </file>
 
 <file path=word/styles.xml><?xml version="1.0" encoding="utf-8"?>
-<w:styles xmlns:mc="http://schemas.openxmlformats.org/markup-compatibility/2006" xmlns:r="http://schemas.openxmlformats.org/officeDocument/2006/relationships" xmlns:w="http://schemas.openxmlformats.org/wordprocessingml/2006/main" xmlns:w14="http://schemas.microsoft.com/office/word/2010/wordml" xmlns:w15="http://schemas.microsoft.com/office/word/2012/wordml" xmlns:w16cex="http://schemas.microsoft.com/office/word/2018/wordml/cex" xmlns:w16cid="http://schemas.microsoft.com/office/word/2016/wordml/cid" xmlns:w16="http://schemas.microsoft.com/office/word/2018/wordml" xmlns:w16sdtdh="http://schemas.microsoft.com/office/word/2020/wordml/sdtdatahash" xmlns:w16se="http://schemas.microsoft.com/office/word/2015/wordml/symex" mc:Ignorable="w14 w15 w16se w16cid w16 w16cex w16sdtdh">
+<w:styles xmlns:mc="http://schemas.openxmlformats.org/markup-compatibility/2006" xmlns:r="http://schemas.openxmlformats.org/officeDocument/2006/relationships" xmlns:w="http://schemas.openxmlformats.org/wordprocessingml/2006/main" xmlns:w14="http://schemas.microsoft.com/office/word/2010/wordml" xmlns:w15="http://schemas.microsoft.com/office/word/2012/wordml" xmlns:w16cex="http://schemas.microsoft.com/office/word/2018/wordml/cex" xmlns:w16cid="http://schemas.microsoft.com/office/word/2016/wordml/cid" xmlns:w16="http://schemas.microsoft.com/office/word/2018/wordml" xmlns:w16du="http://schemas.microsoft.com/office/word/2023/wordml/word16du" xmlns:w16sdtdh="http://schemas.microsoft.com/office/word/2020/wordml/sdtdatahash" xmlns:w16sdtfl="http://schemas.microsoft.com/office/word/2024/wordml/sdtformatlock" xmlns:w16se="http://schemas.microsoft.com/office/word/2015/wordml/symex" mc:Ignorable="w14 w15 w16se w16cid w16 w16cex w16sdtdh w16sdtfl w16du">
   <w:docDefaults>
     <w:rPrDefault>
       <w:rPr>
@@ -8926,11 +8732,11 @@
       <w:ind w:left="1134" w:right="1134"/>
     </w:pPr>
   </w:style>
-  <w:style w:type="paragraph" w:styleId="Ttulo1">
+  <w:style w:type="paragraph" w:styleId="Heading1">
     <w:name w:val="heading 1"/>
     <w:basedOn w:val="Normal"/>
     <w:next w:val="Normal"/>
-    <w:link w:val="Ttulo1Car"/>
+    <w:link w:val="Heading1Char"/>
     <w:qFormat/>
     <w:rsid w:val="004146F7"/>
     <w:pPr>
@@ -8952,11 +8758,11 @@
       <w:lang w:val="es-ES_tradnl" w:eastAsia="es-ES"/>
     </w:rPr>
   </w:style>
-  <w:style w:type="paragraph" w:styleId="Ttulo2">
+  <w:style w:type="paragraph" w:styleId="Heading2">
     <w:name w:val="heading 2"/>
     <w:basedOn w:val="Normal"/>
     <w:next w:val="Normal"/>
-    <w:link w:val="Ttulo2Car"/>
+    <w:link w:val="Heading2Char"/>
     <w:qFormat/>
     <w:rsid w:val="004146F7"/>
     <w:pPr>
@@ -8974,11 +8780,11 @@
       <w:lang w:val="en-US" w:eastAsia="es-ES"/>
     </w:rPr>
   </w:style>
-  <w:style w:type="paragraph" w:styleId="Ttulo6">
+  <w:style w:type="paragraph" w:styleId="Heading6">
     <w:name w:val="heading 6"/>
     <w:basedOn w:val="Normal"/>
     <w:next w:val="Normal"/>
-    <w:link w:val="Ttulo6Car"/>
+    <w:link w:val="Heading6Char"/>
     <w:qFormat/>
     <w:rsid w:val="004146F7"/>
     <w:pPr>
@@ -8997,11 +8803,11 @@
       <w:lang w:val="es-MX" w:eastAsia="es-ES"/>
     </w:rPr>
   </w:style>
-  <w:style w:type="paragraph" w:styleId="Ttulo7">
+  <w:style w:type="paragraph" w:styleId="Heading7">
     <w:name w:val="heading 7"/>
     <w:basedOn w:val="Normal"/>
     <w:next w:val="Normal"/>
-    <w:link w:val="Ttulo7Car"/>
+    <w:link w:val="Heading7Char"/>
     <w:uiPriority w:val="9"/>
     <w:semiHidden/>
     <w:unhideWhenUsed/>
@@ -9019,11 +8825,11 @@
       <w:lang w:val="es-ES" w:eastAsia="es-ES"/>
     </w:rPr>
   </w:style>
-  <w:style w:type="paragraph" w:styleId="Ttulo8">
+  <w:style w:type="paragraph" w:styleId="Heading8">
     <w:name w:val="heading 8"/>
     <w:basedOn w:val="Normal"/>
     <w:next w:val="Normal"/>
-    <w:link w:val="Ttulo8Car"/>
+    <w:link w:val="Heading8Char"/>
     <w:qFormat/>
     <w:rsid w:val="004146F7"/>
     <w:pPr>
@@ -9041,11 +8847,11 @@
       <w:lang w:val="es-MX" w:eastAsia="es-ES"/>
     </w:rPr>
   </w:style>
-  <w:style w:type="paragraph" w:styleId="Ttulo9">
+  <w:style w:type="paragraph" w:styleId="Heading9">
     <w:name w:val="heading 9"/>
     <w:basedOn w:val="Normal"/>
     <w:next w:val="Normal"/>
-    <w:link w:val="Ttulo9Car"/>
+    <w:link w:val="Heading9Char"/>
     <w:uiPriority w:val="9"/>
     <w:semiHidden/>
     <w:unhideWhenUsed/>
@@ -9068,13 +8874,13 @@
       <w:lang w:val="es-ES" w:eastAsia="es-ES"/>
     </w:rPr>
   </w:style>
-  <w:style w:type="character" w:default="1" w:styleId="Fuentedeprrafopredeter">
+  <w:style w:type="character" w:default="1" w:styleId="DefaultParagraphFont">
     <w:name w:val="Default Paragraph Font"/>
     <w:uiPriority w:val="1"/>
     <w:semiHidden/>
     <w:unhideWhenUsed/>
   </w:style>
-  <w:style w:type="table" w:default="1" w:styleId="Tablanormal">
+  <w:style w:type="table" w:default="1" w:styleId="TableNormal">
     <w:name w:val="Normal Table"/>
     <w:uiPriority w:val="99"/>
     <w:semiHidden/>
@@ -9089,16 +8895,16 @@
       </w:tblCellMar>
     </w:tblPr>
   </w:style>
-  <w:style w:type="numbering" w:default="1" w:styleId="Sinlista">
+  <w:style w:type="numbering" w:default="1" w:styleId="NoList">
     <w:name w:val="No List"/>
     <w:uiPriority w:val="99"/>
     <w:semiHidden/>
     <w:unhideWhenUsed/>
   </w:style>
-  <w:style w:type="paragraph" w:styleId="Encabezado">
+  <w:style w:type="paragraph" w:styleId="Header">
     <w:name w:val="header"/>
     <w:basedOn w:val="Normal"/>
-    <w:link w:val="EncabezadoCar"/>
+    <w:link w:val="HeaderChar"/>
     <w:unhideWhenUsed/>
     <w:rsid w:val="00CC2D86"/>
     <w:pPr>
@@ -9109,17 +8915,17 @@
       <w:spacing w:after="0" w:line="240" w:lineRule="auto"/>
     </w:pPr>
   </w:style>
-  <w:style w:type="character" w:customStyle="1" w:styleId="EncabezadoCar">
-    <w:name w:val="Encabezado Car"/>
-    <w:basedOn w:val="Fuentedeprrafopredeter"/>
-    <w:link w:val="Encabezado"/>
+  <w:style w:type="character" w:customStyle="1" w:styleId="HeaderChar">
+    <w:name w:val="Header Char"/>
+    <w:basedOn w:val="DefaultParagraphFont"/>
+    <w:link w:val="Header"/>
     <w:uiPriority w:val="99"/>
     <w:rsid w:val="00CC2D86"/>
   </w:style>
-  <w:style w:type="paragraph" w:styleId="Piedepgina">
+  <w:style w:type="paragraph" w:styleId="Footer">
     <w:name w:val="footer"/>
     <w:basedOn w:val="Normal"/>
-    <w:link w:val="PiedepginaCar"/>
+    <w:link w:val="FooterChar"/>
     <w:unhideWhenUsed/>
     <w:rsid w:val="00CC2D86"/>
     <w:pPr>
@@ -9130,10 +8936,10 @@
       <w:spacing w:after="0" w:line="240" w:lineRule="auto"/>
     </w:pPr>
   </w:style>
-  <w:style w:type="character" w:customStyle="1" w:styleId="PiedepginaCar">
-    <w:name w:val="Pie de página Car"/>
-    <w:basedOn w:val="Fuentedeprrafopredeter"/>
-    <w:link w:val="Piedepgina"/>
+  <w:style w:type="character" w:customStyle="1" w:styleId="FooterChar">
+    <w:name w:val="Footer Char"/>
+    <w:basedOn w:val="DefaultParagraphFont"/>
+    <w:link w:val="Footer"/>
     <w:uiPriority w:val="99"/>
     <w:rsid w:val="00CC2D86"/>
   </w:style>
@@ -9174,16 +8980,16 @@
   </w:style>
   <w:style w:type="character" w:customStyle="1" w:styleId="EnmarcadoCar">
     <w:name w:val="Enmarcado Car"/>
-    <w:basedOn w:val="Fuentedeprrafopredeter"/>
+    <w:basedOn w:val="DefaultParagraphFont"/>
     <w:link w:val="Enmarcado"/>
     <w:rsid w:val="00216342"/>
     <w:rPr>
       <w:sz w:val="20"/>
     </w:rPr>
   </w:style>
-  <w:style w:type="table" w:styleId="Tablaconcuadrcula">
+  <w:style w:type="table" w:styleId="TableGrid">
     <w:name w:val="Table Grid"/>
-    <w:basedOn w:val="Tablanormal"/>
+    <w:basedOn w:val="TableNormal"/>
     <w:uiPriority w:val="39"/>
     <w:rsid w:val="00245CF7"/>
     <w:pPr>
@@ -9202,7 +9008,7 @@
   </w:style>
   <w:style w:type="table" w:customStyle="1" w:styleId="Tabladecuadrcula4-nfasis11">
     <w:name w:val="Tabla de cuadrícula 4 - Énfasis 11"/>
-    <w:basedOn w:val="Tablanormal"/>
+    <w:basedOn w:val="TableNormal"/>
     <w:uiPriority w:val="49"/>
     <w:rsid w:val="00283E07"/>
     <w:pPr>
@@ -9276,10 +9082,10 @@
       </w:tcPr>
     </w:tblStylePr>
   </w:style>
-  <w:style w:type="paragraph" w:styleId="Textodeglobo">
+  <w:style w:type="paragraph" w:styleId="BalloonText">
     <w:name w:val="Balloon Text"/>
     <w:basedOn w:val="Normal"/>
-    <w:link w:val="TextodegloboCar"/>
+    <w:link w:val="BalloonTextChar"/>
     <w:uiPriority w:val="99"/>
     <w:semiHidden/>
     <w:unhideWhenUsed/>
@@ -9293,10 +9099,10 @@
       <w:szCs w:val="18"/>
     </w:rPr>
   </w:style>
-  <w:style w:type="character" w:customStyle="1" w:styleId="TextodegloboCar">
-    <w:name w:val="Texto de globo Car"/>
-    <w:basedOn w:val="Fuentedeprrafopredeter"/>
-    <w:link w:val="Textodeglobo"/>
+  <w:style w:type="character" w:customStyle="1" w:styleId="BalloonTextChar">
+    <w:name w:val="Balloon Text Char"/>
+    <w:basedOn w:val="DefaultParagraphFont"/>
+    <w:link w:val="BalloonText"/>
     <w:uiPriority w:val="99"/>
     <w:semiHidden/>
     <w:rsid w:val="00F77A22"/>
@@ -9306,10 +9112,10 @@
       <w:szCs w:val="18"/>
     </w:rPr>
   </w:style>
-  <w:style w:type="paragraph" w:styleId="Textonotaalfinal">
+  <w:style w:type="paragraph" w:styleId="EndnoteText">
     <w:name w:val="endnote text"/>
     <w:basedOn w:val="Normal"/>
-    <w:link w:val="TextonotaalfinalCar"/>
+    <w:link w:val="EndnoteTextChar"/>
     <w:uiPriority w:val="99"/>
     <w:semiHidden/>
     <w:unhideWhenUsed/>
@@ -9322,10 +9128,10 @@
       <w:szCs w:val="20"/>
     </w:rPr>
   </w:style>
-  <w:style w:type="character" w:customStyle="1" w:styleId="TextonotaalfinalCar">
-    <w:name w:val="Texto nota al final Car"/>
-    <w:basedOn w:val="Fuentedeprrafopredeter"/>
-    <w:link w:val="Textonotaalfinal"/>
+  <w:style w:type="character" w:customStyle="1" w:styleId="EndnoteTextChar">
+    <w:name w:val="Endnote Text Char"/>
+    <w:basedOn w:val="DefaultParagraphFont"/>
+    <w:link w:val="EndnoteText"/>
     <w:uiPriority w:val="99"/>
     <w:semiHidden/>
     <w:rsid w:val="00F77A22"/>
@@ -9334,9 +9140,9 @@
       <w:szCs w:val="20"/>
     </w:rPr>
   </w:style>
-  <w:style w:type="character" w:styleId="Refdenotaalfinal">
+  <w:style w:type="character" w:styleId="EndnoteReference">
     <w:name w:val="endnote reference"/>
-    <w:basedOn w:val="Fuentedeprrafopredeter"/>
+    <w:basedOn w:val="DefaultParagraphFont"/>
     <w:uiPriority w:val="99"/>
     <w:semiHidden/>
     <w:unhideWhenUsed/>
@@ -9345,11 +9151,11 @@
       <w:vertAlign w:val="superscript"/>
     </w:rPr>
   </w:style>
-  <w:style w:type="paragraph" w:styleId="Textonotapie">
+  <w:style w:type="paragraph" w:styleId="FootnoteText">
     <w:name w:val="footnote text"/>
-    <w:aliases w:val="Footnote Text Char Char Char,Footnote Text Char Char,fn,FT,Nota pie,Nota al pie,ft Char Char Char Char Char Char Char,ft,ft Char Char Char,ft Char Char Char Char Char Char Char Char Char,fn Car Car Car,fn Car Car,Footnote Text,Ch,Car2,Car"/>
+    <w:aliases w:val="Footnote Text Char Char Char,Footnote Text Char Char,fn,FT,Nota pie,Nota al pie,ft Char Char Char Char Char Char Char,ft,ft Char Char Char,ft Char Char Char Char Char Char Char Char Char,fn Car Car Car,fn Car Car,Ch,Car2,Car"/>
     <w:basedOn w:val="Normal"/>
-    <w:link w:val="TextonotapieCar"/>
+    <w:link w:val="FootnoteTextChar"/>
     <w:unhideWhenUsed/>
     <w:qFormat/>
     <w:rsid w:val="00F77A22"/>
@@ -9361,11 +9167,11 @@
       <w:szCs w:val="20"/>
     </w:rPr>
   </w:style>
-  <w:style w:type="character" w:customStyle="1" w:styleId="TextonotapieCar">
-    <w:name w:val="Texto nota pie Car"/>
-    <w:aliases w:val="Footnote Text Char Char Char Car,Footnote Text Char Char Car,fn Car,FT Car,Nota pie Car,Nota al pie Car,ft Char Char Char Char Char Char Char Car,ft Car,ft Char Char Char Car,ft Char Char Char Char Char Char Char Char Char Car,Ch Car"/>
-    <w:basedOn w:val="Fuentedeprrafopredeter"/>
-    <w:link w:val="Textonotapie"/>
+  <w:style w:type="character" w:customStyle="1" w:styleId="FootnoteTextChar">
+    <w:name w:val="Footnote Text Char"/>
+    <w:aliases w:val="Footnote Text Char Char Char Char,Footnote Text Char Char Char1,fn Char,FT Char,Nota pie Char,Nota al pie Char,ft Char Char Char Char Char Char Char Char,ft Char,ft Char Char Char Char,fn Car Car Car Char,fn Car Car Char,Ch Char"/>
+    <w:basedOn w:val="DefaultParagraphFont"/>
+    <w:link w:val="FootnoteText"/>
     <w:qFormat/>
     <w:rsid w:val="00F77A22"/>
     <w:rPr>
@@ -9373,10 +9179,10 @@
       <w:szCs w:val="20"/>
     </w:rPr>
   </w:style>
-  <w:style w:type="character" w:styleId="Refdenotaalpie">
+  <w:style w:type="character" w:styleId="FootnoteReference">
     <w:name w:val="footnote reference"/>
-    <w:aliases w:val="sobrescrito,fr,Footnote Reference,Ref,de nota al pie,Style 49,Footnote Ref,ftref,Texto de nota al pie,Appel note de bas de page,Footnotes refss,Footnote number,referencia nota al pie,BVI fnr,f,4_G,16 Point,Superscript 6 Point,FC,o,Re"/>
-    <w:basedOn w:val="Fuentedeprrafopredeter"/>
+    <w:aliases w:val="sobrescrito,fr,Ref,de nota al pie,Style 49,Footnote Ref,ftref,Texto de nota al pie,Appel note de bas de page,Footnotes refss,Footnote number,referencia nota al pie,BVI fnr,f,4_G,16 Point,Superscript 6 Point,FC,o,Re"/>
+    <w:basedOn w:val="DefaultParagraphFont"/>
     <w:link w:val="Texto1"/>
     <w:unhideWhenUsed/>
     <w:qFormat/>
@@ -9385,9 +9191,9 @@
       <w:vertAlign w:val="superscript"/>
     </w:rPr>
   </w:style>
-  <w:style w:type="character" w:styleId="Refdecomentario">
+  <w:style w:type="character" w:styleId="CommentReference">
     <w:name w:val="annotation reference"/>
-    <w:basedOn w:val="Fuentedeprrafopredeter"/>
+    <w:basedOn w:val="DefaultParagraphFont"/>
     <w:uiPriority w:val="99"/>
     <w:semiHidden/>
     <w:unhideWhenUsed/>
@@ -9397,10 +9203,10 @@
       <w:szCs w:val="16"/>
     </w:rPr>
   </w:style>
-  <w:style w:type="paragraph" w:styleId="Textocomentario">
+  <w:style w:type="paragraph" w:styleId="CommentText">
     <w:name w:val="annotation text"/>
     <w:basedOn w:val="Normal"/>
-    <w:link w:val="TextocomentarioCar"/>
+    <w:link w:val="CommentTextChar"/>
     <w:uiPriority w:val="99"/>
     <w:semiHidden/>
     <w:unhideWhenUsed/>
@@ -9413,10 +9219,10 @@
       <w:szCs w:val="20"/>
     </w:rPr>
   </w:style>
-  <w:style w:type="character" w:customStyle="1" w:styleId="TextocomentarioCar">
-    <w:name w:val="Texto comentario Car"/>
-    <w:basedOn w:val="Fuentedeprrafopredeter"/>
-    <w:link w:val="Textocomentario"/>
+  <w:style w:type="character" w:customStyle="1" w:styleId="CommentTextChar">
+    <w:name w:val="Comment Text Char"/>
+    <w:basedOn w:val="DefaultParagraphFont"/>
+    <w:link w:val="CommentText"/>
     <w:uiPriority w:val="99"/>
     <w:semiHidden/>
     <w:rsid w:val="00C324FA"/>
@@ -9425,11 +9231,11 @@
       <w:szCs w:val="20"/>
     </w:rPr>
   </w:style>
-  <w:style w:type="paragraph" w:styleId="Asuntodelcomentario">
+  <w:style w:type="paragraph" w:styleId="CommentSubject">
     <w:name w:val="annotation subject"/>
-    <w:basedOn w:val="Textocomentario"/>
-    <w:next w:val="Textocomentario"/>
-    <w:link w:val="AsuntodelcomentarioCar"/>
+    <w:basedOn w:val="CommentText"/>
+    <w:next w:val="CommentText"/>
+    <w:link w:val="CommentSubjectChar"/>
     <w:uiPriority w:val="99"/>
     <w:semiHidden/>
     <w:unhideWhenUsed/>
@@ -9439,10 +9245,10 @@
       <w:bCs/>
     </w:rPr>
   </w:style>
-  <w:style w:type="character" w:customStyle="1" w:styleId="AsuntodelcomentarioCar">
-    <w:name w:val="Asunto del comentario Car"/>
-    <w:basedOn w:val="TextocomentarioCar"/>
-    <w:link w:val="Asuntodelcomentario"/>
+  <w:style w:type="character" w:customStyle="1" w:styleId="CommentSubjectChar">
+    <w:name w:val="Comment Subject Char"/>
+    <w:basedOn w:val="CommentTextChar"/>
+    <w:link w:val="CommentSubject"/>
     <w:uiPriority w:val="99"/>
     <w:semiHidden/>
     <w:rsid w:val="00C324FA"/>
@@ -9455,14 +9261,14 @@
   </w:style>
   <w:style w:type="character" w:customStyle="1" w:styleId="normaltextrun">
     <w:name w:val="normaltextrun"/>
-    <w:basedOn w:val="Fuentedeprrafopredeter"/>
+    <w:basedOn w:val="DefaultParagraphFont"/>
     <w:rsid w:val="00500149"/>
   </w:style>
   <w:style w:type="paragraph" w:customStyle="1" w:styleId="Texto1">
     <w:name w:val="Texto1"/>
     <w:aliases w:val="nota1,pie1,Char1,text1,Texto nota pie11,footnote text1,Car Car Car1,Car Car Car Car Car Car1,Car Char Char1,Car Char Car Car1,Car Char Car Car Car Car1,text C1,t1"/>
     <w:basedOn w:val="Normal"/>
-    <w:link w:val="Refdenotaalpie"/>
+    <w:link w:val="FootnoteReference"/>
     <w:rsid w:val="00D90333"/>
     <w:pPr>
       <w:spacing w:after="0" w:line="240" w:lineRule="auto"/>
@@ -9472,10 +9278,10 @@
       <w:vertAlign w:val="superscript"/>
     </w:rPr>
   </w:style>
-  <w:style w:type="paragraph" w:styleId="Textoindependiente">
+  <w:style w:type="paragraph" w:styleId="BodyText">
     <w:name w:val="Body Text"/>
     <w:basedOn w:val="Normal"/>
-    <w:link w:val="TextoindependienteCar"/>
+    <w:link w:val="BodyTextChar"/>
     <w:semiHidden/>
     <w:rsid w:val="00D90333"/>
     <w:pPr>
@@ -9497,10 +9303,10 @@
       <w:lang w:val="es-ES_tradnl" w:eastAsia="es-ES"/>
     </w:rPr>
   </w:style>
-  <w:style w:type="character" w:customStyle="1" w:styleId="TextoindependienteCar">
-    <w:name w:val="Texto independiente Car"/>
-    <w:basedOn w:val="Fuentedeprrafopredeter"/>
-    <w:link w:val="Textoindependiente"/>
+  <w:style w:type="character" w:customStyle="1" w:styleId="BodyTextChar">
+    <w:name w:val="Body Text Char"/>
+    <w:basedOn w:val="DefaultParagraphFont"/>
+    <w:link w:val="BodyText"/>
     <w:semiHidden/>
     <w:rsid w:val="00D90333"/>
     <w:rPr>
@@ -9512,10 +9318,10 @@
       <w:lang w:val="es-ES_tradnl" w:eastAsia="es-ES"/>
     </w:rPr>
   </w:style>
-  <w:style w:type="character" w:customStyle="1" w:styleId="Ttulo1Car">
-    <w:name w:val="Título 1 Car"/>
-    <w:basedOn w:val="Fuentedeprrafopredeter"/>
-    <w:link w:val="Ttulo1"/>
+  <w:style w:type="character" w:customStyle="1" w:styleId="Heading1Char">
+    <w:name w:val="Heading 1 Char"/>
+    <w:basedOn w:val="DefaultParagraphFont"/>
+    <w:link w:val="Heading1"/>
     <w:rsid w:val="004146F7"/>
     <w:rPr>
       <w:rFonts w:ascii="Times New Roman" w:eastAsia="Times New Roman" w:hAnsi="Times New Roman" w:cs="Times New Roman"/>
@@ -9524,10 +9330,10 @@
       <w:lang w:val="es-ES_tradnl" w:eastAsia="es-ES"/>
     </w:rPr>
   </w:style>
-  <w:style w:type="character" w:customStyle="1" w:styleId="Ttulo2Car">
-    <w:name w:val="Título 2 Car"/>
-    <w:basedOn w:val="Fuentedeprrafopredeter"/>
-    <w:link w:val="Ttulo2"/>
+  <w:style w:type="character" w:customStyle="1" w:styleId="Heading2Char">
+    <w:name w:val="Heading 2 Char"/>
+    <w:basedOn w:val="DefaultParagraphFont"/>
+    <w:link w:val="Heading2"/>
     <w:rsid w:val="004146F7"/>
     <w:rPr>
       <w:rFonts w:ascii="Times New Roman" w:eastAsia="Times New Roman" w:hAnsi="Times New Roman" w:cs="Times New Roman"/>
@@ -9537,10 +9343,10 @@
       <w:lang w:val="en-US" w:eastAsia="es-ES"/>
     </w:rPr>
   </w:style>
-  <w:style w:type="character" w:customStyle="1" w:styleId="Ttulo6Car">
-    <w:name w:val="Título 6 Car"/>
-    <w:basedOn w:val="Fuentedeprrafopredeter"/>
-    <w:link w:val="Ttulo6"/>
+  <w:style w:type="character" w:customStyle="1" w:styleId="Heading6Char">
+    <w:name w:val="Heading 6 Char"/>
+    <w:basedOn w:val="DefaultParagraphFont"/>
+    <w:link w:val="Heading6"/>
     <w:rsid w:val="004146F7"/>
     <w:rPr>
       <w:rFonts w:ascii="Times New Roman" w:eastAsia="Times New Roman" w:hAnsi="Times New Roman" w:cs="Times New Roman"/>
@@ -9551,10 +9357,10 @@
       <w:lang w:val="es-MX" w:eastAsia="es-ES"/>
     </w:rPr>
   </w:style>
-  <w:style w:type="character" w:customStyle="1" w:styleId="Ttulo7Car">
-    <w:name w:val="Título 7 Car"/>
-    <w:basedOn w:val="Fuentedeprrafopredeter"/>
-    <w:link w:val="Ttulo7"/>
+  <w:style w:type="character" w:customStyle="1" w:styleId="Heading7Char">
+    <w:name w:val="Heading 7 Char"/>
+    <w:basedOn w:val="DefaultParagraphFont"/>
+    <w:link w:val="Heading7"/>
     <w:uiPriority w:val="9"/>
     <w:semiHidden/>
     <w:rsid w:val="004146F7"/>
@@ -9565,10 +9371,10 @@
       <w:lang w:val="es-ES" w:eastAsia="es-ES"/>
     </w:rPr>
   </w:style>
-  <w:style w:type="character" w:customStyle="1" w:styleId="Ttulo8Car">
-    <w:name w:val="Título 8 Car"/>
-    <w:basedOn w:val="Fuentedeprrafopredeter"/>
-    <w:link w:val="Ttulo8"/>
+  <w:style w:type="character" w:customStyle="1" w:styleId="Heading8Char">
+    <w:name w:val="Heading 8 Char"/>
+    <w:basedOn w:val="DefaultParagraphFont"/>
+    <w:link w:val="Heading8"/>
     <w:rsid w:val="004146F7"/>
     <w:rPr>
       <w:rFonts w:ascii="Times New Roman" w:eastAsia="Times New Roman" w:hAnsi="Times New Roman" w:cs="Times New Roman"/>
@@ -9579,10 +9385,10 @@
       <w:lang w:val="es-MX" w:eastAsia="es-ES"/>
     </w:rPr>
   </w:style>
-  <w:style w:type="character" w:customStyle="1" w:styleId="Ttulo9Car">
-    <w:name w:val="Título 9 Car"/>
-    <w:basedOn w:val="Fuentedeprrafopredeter"/>
-    <w:link w:val="Ttulo9"/>
+  <w:style w:type="character" w:customStyle="1" w:styleId="Heading9Char">
+    <w:name w:val="Heading 9 Char"/>
+    <w:basedOn w:val="DefaultParagraphFont"/>
+    <w:link w:val="Heading9"/>
     <w:uiPriority w:val="9"/>
     <w:semiHidden/>
     <w:rsid w:val="004146F7"/>
@@ -9596,7 +9402,7 @@
       <w:lang w:val="es-ES" w:eastAsia="es-ES"/>
     </w:rPr>
   </w:style>
-  <w:style w:type="character" w:styleId="Hipervnculo">
+  <w:style w:type="character" w:styleId="Hyperlink">
     <w:name w:val="Hyperlink"/>
     <w:uiPriority w:val="99"/>
     <w:unhideWhenUsed/>
@@ -9606,7 +9412,7 @@
       <w:u w:val="single"/>
     </w:rPr>
   </w:style>
-  <w:style w:type="paragraph" w:styleId="Prrafodelista">
+  <w:style w:type="paragraph" w:styleId="ListParagraph">
     <w:name w:val="List Paragraph"/>
     <w:basedOn w:val="Normal"/>
     <w:uiPriority w:val="34"/>
@@ -9620,9 +9426,9 @@
       <w:rFonts w:eastAsiaTheme="minorHAnsi"/>
     </w:rPr>
   </w:style>
-  <w:style w:type="character" w:styleId="Textodelmarcadordeposicin">
+  <w:style w:type="character" w:styleId="PlaceholderText">
     <w:name w:val="Placeholder Text"/>
-    <w:basedOn w:val="Fuentedeprrafopredeter"/>
+    <w:basedOn w:val="DefaultParagraphFont"/>
     <w:uiPriority w:val="99"/>
     <w:semiHidden/>
     <w:rsid w:val="004146F7"/>
@@ -9630,10 +9436,10 @@
       <w:color w:val="808080"/>
     </w:rPr>
   </w:style>
-  <w:style w:type="paragraph" w:styleId="Textoindependiente3">
+  <w:style w:type="paragraph" w:styleId="BodyText3">
     <w:name w:val="Body Text 3"/>
     <w:basedOn w:val="Normal"/>
-    <w:link w:val="Textoindependiente3Car"/>
+    <w:link w:val="BodyText3Char"/>
     <w:unhideWhenUsed/>
     <w:rsid w:val="004146F7"/>
     <w:pPr>
@@ -9646,10 +9452,10 @@
       <w:szCs w:val="16"/>
     </w:rPr>
   </w:style>
-  <w:style w:type="character" w:customStyle="1" w:styleId="Textoindependiente3Car">
-    <w:name w:val="Texto independiente 3 Car"/>
-    <w:basedOn w:val="Fuentedeprrafopredeter"/>
-    <w:link w:val="Textoindependiente3"/>
+  <w:style w:type="character" w:customStyle="1" w:styleId="BodyText3Char">
+    <w:name w:val="Body Text 3 Char"/>
+    <w:basedOn w:val="DefaultParagraphFont"/>
+    <w:link w:val="BodyText3"/>
     <w:rsid w:val="004146F7"/>
     <w:rPr>
       <w:rFonts w:eastAsiaTheme="minorHAnsi"/>
@@ -9657,7 +9463,7 @@
       <w:szCs w:val="16"/>
     </w:rPr>
   </w:style>
-  <w:style w:type="paragraph" w:styleId="Sinespaciado">
+  <w:style w:type="paragraph" w:styleId="NoSpacing">
     <w:name w:val="No Spacing"/>
     <w:uiPriority w:val="1"/>
     <w:qFormat/>
@@ -9674,7 +9480,7 @@
   </w:style>
   <w:style w:type="character" w:customStyle="1" w:styleId="font111">
     <w:name w:val="font111"/>
-    <w:basedOn w:val="Fuentedeprrafopredeter"/>
+    <w:basedOn w:val="DefaultParagraphFont"/>
     <w:rsid w:val="004146F7"/>
     <w:rPr>
       <w:rFonts w:ascii="Calibri" w:hAnsi="Calibri" w:cs="Calibri" w:hint="default"/>
@@ -9693,7 +9499,7 @@
   </w:style>
   <w:style w:type="character" w:customStyle="1" w:styleId="font141">
     <w:name w:val="font141"/>
-    <w:basedOn w:val="Fuentedeprrafopredeter"/>
+    <w:basedOn w:val="DefaultParagraphFont"/>
     <w:rsid w:val="004146F7"/>
     <w:rPr>
       <w:rFonts w:ascii="Calibri" w:hAnsi="Calibri" w:cs="Calibri" w:hint="default"/>
@@ -9712,7 +9518,7 @@
   </w:style>
   <w:style w:type="character" w:customStyle="1" w:styleId="font151">
     <w:name w:val="font151"/>
-    <w:basedOn w:val="Fuentedeprrafopredeter"/>
+    <w:basedOn w:val="DefaultParagraphFont"/>
     <w:rsid w:val="004146F7"/>
     <w:rPr>
       <w:rFonts w:ascii="Calibri" w:hAnsi="Calibri" w:cs="Calibri" w:hint="default"/>
@@ -9746,10 +9552,10 @@
       <w:lang w:eastAsia="es-PE"/>
     </w:rPr>
   </w:style>
-  <w:style w:type="paragraph" w:styleId="Textoindependiente2">
+  <w:style w:type="paragraph" w:styleId="BodyText2">
     <w:name w:val="Body Text 2"/>
     <w:basedOn w:val="Normal"/>
-    <w:link w:val="Textoindependiente2Car"/>
+    <w:link w:val="BodyText2Char"/>
     <w:rsid w:val="004146F7"/>
     <w:pPr>
       <w:spacing w:after="0" w:line="240" w:lineRule="auto"/>
@@ -9762,10 +9568,10 @@
       <w:lang w:val="es-ES" w:eastAsia="es-ES"/>
     </w:rPr>
   </w:style>
-  <w:style w:type="character" w:customStyle="1" w:styleId="Textoindependiente2Car">
-    <w:name w:val="Texto independiente 2 Car"/>
-    <w:basedOn w:val="Fuentedeprrafopredeter"/>
-    <w:link w:val="Textoindependiente2"/>
+  <w:style w:type="character" w:customStyle="1" w:styleId="BodyText2Char">
+    <w:name w:val="Body Text 2 Char"/>
+    <w:basedOn w:val="DefaultParagraphFont"/>
+    <w:link w:val="BodyText2"/>
     <w:rsid w:val="004146F7"/>
     <w:rPr>
       <w:rFonts w:ascii="Times New Roman" w:eastAsia="Times New Roman" w:hAnsi="Times New Roman" w:cs="Times New Roman"/>
@@ -9773,10 +9579,10 @@
       <w:lang w:val="es-ES" w:eastAsia="es-ES"/>
     </w:rPr>
   </w:style>
-  <w:style w:type="paragraph" w:styleId="Subttulo">
+  <w:style w:type="paragraph" w:styleId="Subtitle">
     <w:name w:val="Subtitle"/>
     <w:basedOn w:val="Normal"/>
-    <w:link w:val="SubttuloCar"/>
+    <w:link w:val="SubtitleChar"/>
     <w:qFormat/>
     <w:rsid w:val="004146F7"/>
     <w:pPr>
@@ -9792,10 +9598,10 @@
       <w:lang w:val="es-ES" w:eastAsia="es-ES"/>
     </w:rPr>
   </w:style>
-  <w:style w:type="character" w:customStyle="1" w:styleId="SubttuloCar">
-    <w:name w:val="Subtítulo Car"/>
-    <w:basedOn w:val="Fuentedeprrafopredeter"/>
-    <w:link w:val="Subttulo"/>
+  <w:style w:type="character" w:customStyle="1" w:styleId="SubtitleChar">
+    <w:name w:val="Subtitle Char"/>
+    <w:basedOn w:val="DefaultParagraphFont"/>
+    <w:link w:val="Subtitle"/>
     <w:rsid w:val="004146F7"/>
     <w:rPr>
       <w:rFonts w:ascii="Arial" w:eastAsia="Times New Roman" w:hAnsi="Arial" w:cs="Arial"/>
@@ -9870,9 +9676,9 @@
       <w:lang w:val="es-ES_tradnl" w:eastAsia="es-ES"/>
     </w:rPr>
   </w:style>
-  <w:style w:type="character" w:styleId="nfasis">
+  <w:style w:type="character" w:styleId="Emphasis">
     <w:name w:val="Emphasis"/>
-    <w:basedOn w:val="Fuentedeprrafopredeter"/>
+    <w:basedOn w:val="DefaultParagraphFont"/>
     <w:uiPriority w:val="20"/>
     <w:qFormat/>
     <w:rsid w:val="004146F7"/>
@@ -9911,9 +9717,9 @@
       <w:szCs w:val="18"/>
     </w:rPr>
   </w:style>
-  <w:style w:type="character" w:styleId="Textoennegrita">
+  <w:style w:type="character" w:styleId="Strong">
     <w:name w:val="Strong"/>
-    <w:basedOn w:val="Fuentedeprrafopredeter"/>
+    <w:basedOn w:val="DefaultParagraphFont"/>
     <w:uiPriority w:val="22"/>
     <w:qFormat/>
     <w:rsid w:val="004146F7"/>
@@ -9978,30 +9784,30 @@
   </w:style>
   <w:style w:type="character" w:customStyle="1" w:styleId="no-style-override-1">
     <w:name w:val="no-style-override-1"/>
-    <w:basedOn w:val="Fuentedeprrafopredeter"/>
+    <w:basedOn w:val="DefaultParagraphFont"/>
     <w:rsid w:val="004146F7"/>
   </w:style>
   <w:style w:type="character" w:customStyle="1" w:styleId="no-style-override-2">
     <w:name w:val="no-style-override-2"/>
-    <w:basedOn w:val="Fuentedeprrafopredeter"/>
+    <w:basedOn w:val="DefaultParagraphFont"/>
     <w:rsid w:val="004146F7"/>
   </w:style>
   <w:style w:type="character" w:customStyle="1" w:styleId="ft5">
     <w:name w:val="ft5"/>
-    <w:basedOn w:val="Fuentedeprrafopredeter"/>
+    <w:basedOn w:val="DefaultParagraphFont"/>
     <w:rsid w:val="004146F7"/>
   </w:style>
   <w:style w:type="character" w:customStyle="1" w:styleId="ft3">
     <w:name w:val="ft3"/>
-    <w:basedOn w:val="Fuentedeprrafopredeter"/>
+    <w:basedOn w:val="DefaultParagraphFont"/>
     <w:rsid w:val="004146F7"/>
   </w:style>
   <w:style w:type="character" w:customStyle="1" w:styleId="ft9">
     <w:name w:val="ft9"/>
-    <w:basedOn w:val="Fuentedeprrafopredeter"/>
+    <w:basedOn w:val="DefaultParagraphFont"/>
     <w:rsid w:val="004146F7"/>
   </w:style>
-  <w:style w:type="paragraph" w:styleId="TDC2">
+  <w:style w:type="paragraph" w:styleId="TOC2">
     <w:name w:val="toc 2"/>
     <w:basedOn w:val="Normal"/>
     <w:next w:val="Normal"/>
@@ -10028,9 +9834,9 @@
       <w:lang w:val="en-US" w:eastAsia="es-ES"/>
     </w:rPr>
   </w:style>
-  <w:style w:type="character" w:styleId="Mencinsinresolver">
+  <w:style w:type="character" w:styleId="UnresolvedMention">
     <w:name w:val="Unresolved Mention"/>
-    <w:basedOn w:val="Fuentedeprrafopredeter"/>
+    <w:basedOn w:val="DefaultParagraphFont"/>
     <w:uiPriority w:val="99"/>
     <w:semiHidden/>
     <w:unhideWhenUsed/>
@@ -10309,6 +10115,10 @@
 </file>
 
 <file path=customXml/item1.xml><?xml version="1.0" encoding="utf-8"?>
+<b:Sources xmlns:w="http://schemas.openxmlformats.org/wordprocessingml/2006/main" xmlns:w15="http://schemas.microsoft.com/office/word/2012/wordml" xmlns:w14="http://schemas.microsoft.com/office/word/2010/wordml" xmlns:r="http://schemas.openxmlformats.org/officeDocument/2006/relationships" xmlns:m="http://schemas.openxmlformats.org/officeDocument/2006/math" xmlns:wp="http://schemas.openxmlformats.org/drawingml/2006/wordprocessingDrawing" xmlns:a="http://schemas.openxmlformats.org/drawingml/2006/main" xmlns:wp14="http://schemas.microsoft.com/office/word/2010/wordprocessingDrawing" xmlns:mc="http://schemas.openxmlformats.org/markup-compatibility/2006" xmlns:sl="http://schemas.openxmlformats.org/schemaLibrary/2006/main" xmlns:wne="http://schemas.microsoft.com/office/word/2006/wordml" xmlns:c="http://schemas.openxmlformats.org/drawingml/2006/chart" xmlns:cdr="http://schemas.openxmlformats.org/drawingml/2006/chartDrawing" xmlns:c14="http://schemas.microsoft.com/office/drawing/2007/8/2/chart" xmlns:dgm="http://schemas.openxmlformats.org/drawingml/2006/diagram" xmlns:pic="http://schemas.openxmlformats.org/drawingml/2006/picture" xmlns:xdr="http://schemas.openxmlformats.org/drawingml/2006/spreadsheetDrawing" xmlns:dsp="http://schemas.microsoft.com/office/drawing/2008/diagram" xmlns:xvml="urn:schemas-microsoft-com:office:excel" xmlns:o="urn:schemas-microsoft-com:office:office" xmlns:w10="urn:schemas-microsoft-com:office:word" xmlns:v="urn:schemas-microsoft-com:vml" xmlns:pvml="urn:schemas-microsoft-com:office:powerpoint" xmlns:cppr="http://schemas.microsoft.com/office/2006/coverPageProps" xmlns:odx="http://opendope.org/xpaths" xmlns:odc="http://opendope.org/conditions" xmlns:odq="http://opendope.org/questions" xmlns:oda="http://opendope.org/answers" xmlns:odi="http://opendope.org/components" xmlns:odgm="http://opendope.org/SmartArt/DataHierarchy" xmlns:b="http://schemas.openxmlformats.org/officeDocument/2006/bibliography" xmlns:wps="http://schemas.microsoft.com/office/word/2010/wordprocessingShape" xmlns:w16se="http://schemas.microsoft.com/office/word/2015/wordml/symex" xmlns:w16cid="http://schemas.microsoft.com/office/word/2016/wordml/cid" xmlns:wetp="http://schemas.microsoft.com/office/webextensions/taskpanes/2010/11" xmlns:we="http://schemas.microsoft.com/office/webextensions/webextension/2010/11" xmlns:comp="http://schemas.openxmlformats.org/drawingml/2006/compatibility" xmlns:lc="http://schemas.openxmlformats.org/drawingml/2006/lockedCanvas" SelectedStyle="\APASixthEditionOfficeOnline.xsl" StyleName="APA"/>
+</file>
+
+<file path=customXml/item2.xml><?xml version="1.0" encoding="utf-8"?>
 <?mso-contentType ?>
 <FormTemplates xmlns="http://schemas.microsoft.com/sharepoint/v3/contenttype/forms">
   <Display>DocumentLibraryForm</Display>
@@ -10317,7 +10127,7 @@
 </FormTemplates>
 </file>
 
-<file path=customXml/item2.xml><?xml version="1.0" encoding="utf-8"?>
+<file path=customXml/item3.xml><?xml version="1.0" encoding="utf-8"?>
 <ct:contentTypeSchema xmlns:ct="http://schemas.microsoft.com/office/2006/metadata/contentType" xmlns:ma="http://schemas.microsoft.com/office/2006/metadata/properties/metaAttributes" ct:_="" ma:_="" ma:contentTypeName="Documento" ma:contentTypeID="0x010100F03484BF32DBCB46AD20F0115C2F61FE" ma:contentTypeVersion="21" ma:contentTypeDescription="Crear nuevo documento." ma:contentTypeScope="" ma:versionID="9185667f7762df16a8b29aca4e52443e">
   <xsd:schema xmlns:xsd="http://www.w3.org/2001/XMLSchema" xmlns:xs="http://www.w3.org/2001/XMLSchema" xmlns:p="http://schemas.microsoft.com/office/2006/metadata/properties" xmlns:ns2="b68ea25f-4c5d-467c-a666-be04225f8e58" xmlns:ns3="680c7679-6e7d-4828-b830-7705079186f8" xmlns:ns4="d94663fc-0bbb-4c75-ad7b-31b0161adbbf" targetNamespace="http://schemas.microsoft.com/office/2006/metadata/properties" ma:root="true" ma:fieldsID="62dcf323065bb9201939f6f167e3127a" ns2:_="" ns3:_="" ns4:_="">
     <xsd:import namespace="b68ea25f-4c5d-467c-a666-be04225f8e58"/>
@@ -10629,7 +10439,7 @@
 </ct:contentTypeSchema>
 </file>
 
-<file path=customXml/item3.xml><?xml version="1.0" encoding="utf-8"?>
+<file path=customXml/item4.xml><?xml version="1.0" encoding="utf-8"?>
 <p:properties xmlns:p="http://schemas.microsoft.com/office/2006/metadata/properties" xmlns:xsi="http://www.w3.org/2001/XMLSchema-instance" xmlns:pc="http://schemas.microsoft.com/office/infopath/2007/PartnerControls">
   <documentManagement>
     <FALLO xmlns="b68ea25f-4c5d-467c-a666-be04225f8e58" xsi:nil="true"/>
@@ -10648,50 +10458,7 @@
 </p:properties>
 </file>
 
-<file path=customXml/item4.xml><?xml version="1.0" encoding="utf-8"?>
-<b:Sources xmlns:w="http://schemas.openxmlformats.org/wordprocessingml/2006/main" xmlns:w15="http://schemas.microsoft.com/office/word/2012/wordml" xmlns:w14="http://schemas.microsoft.com/office/word/2010/wordml" xmlns:r="http://schemas.openxmlformats.org/officeDocument/2006/relationships" xmlns:m="http://schemas.openxmlformats.org/officeDocument/2006/math" xmlns:wp="http://schemas.openxmlformats.org/drawingml/2006/wordprocessingDrawing" xmlns:a="http://schemas.openxmlformats.org/drawingml/2006/main" xmlns:wp14="http://schemas.microsoft.com/office/word/2010/wordprocessingDrawing" xmlns:mc="http://schemas.openxmlformats.org/markup-compatibility/2006" xmlns:sl="http://schemas.openxmlformats.org/schemaLibrary/2006/main" xmlns:wne="http://schemas.microsoft.com/office/word/2006/wordml" xmlns:c="http://schemas.openxmlformats.org/drawingml/2006/chart" xmlns:cdr="http://schemas.openxmlformats.org/drawingml/2006/chartDrawing" xmlns:c14="http://schemas.microsoft.com/office/drawing/2007/8/2/chart" xmlns:dgm="http://schemas.openxmlformats.org/drawingml/2006/diagram" xmlns:pic="http://schemas.openxmlformats.org/drawingml/2006/picture" xmlns:xdr="http://schemas.openxmlformats.org/drawingml/2006/spreadsheetDrawing" xmlns:dsp="http://schemas.microsoft.com/office/drawing/2008/diagram" xmlns:xvml="urn:schemas-microsoft-com:office:excel" xmlns:o="urn:schemas-microsoft-com:office:office" xmlns:w10="urn:schemas-microsoft-com:office:word" xmlns:v="urn:schemas-microsoft-com:vml" xmlns:pvml="urn:schemas-microsoft-com:office:powerpoint" xmlns:cppr="http://schemas.microsoft.com/office/2006/coverPageProps" xmlns:odx="http://opendope.org/xpaths" xmlns:odc="http://opendope.org/conditions" xmlns:odq="http://opendope.org/questions" xmlns:oda="http://opendope.org/answers" xmlns:odi="http://opendope.org/components" xmlns:odgm="http://opendope.org/SmartArt/DataHierarchy" xmlns:b="http://schemas.openxmlformats.org/officeDocument/2006/bibliography" xmlns:wps="http://schemas.microsoft.com/office/word/2010/wordprocessingShape" xmlns:w16se="http://schemas.microsoft.com/office/word/2015/wordml/symex" xmlns:w16cid="http://schemas.microsoft.com/office/word/2016/wordml/cid" xmlns:wetp="http://schemas.microsoft.com/office/webextensions/taskpanes/2010/11" xmlns:we="http://schemas.microsoft.com/office/webextensions/webextension/2010/11" xmlns:comp="http://schemas.openxmlformats.org/drawingml/2006/compatibility" xmlns:lc="http://schemas.openxmlformats.org/drawingml/2006/lockedCanvas" SelectedStyle="\APASixthEditionOfficeOnline.xsl" StyleName="APA"/>
-</file>
-
 <file path=customXml/itemProps1.xml><?xml version="1.0" encoding="utf-8"?>
-<ds:datastoreItem xmlns:ds="http://schemas.openxmlformats.org/officeDocument/2006/customXml" ds:itemID="{8CC94C80-F113-4E76-BC78-2D2BFE910EF6}">
-  <ds:schemaRefs>
-    <ds:schemaRef ds:uri="http://schemas.microsoft.com/sharepoint/v3/contenttype/forms"/>
-  </ds:schemaRefs>
-</ds:datastoreItem>
-</file>
-
-<file path=customXml/itemProps2.xml><?xml version="1.0" encoding="utf-8"?>
-<ds:datastoreItem xmlns:ds="http://schemas.openxmlformats.org/officeDocument/2006/customXml" ds:itemID="{68F3670B-DF80-462D-B3BD-6C370F11B12A}">
-  <ds:schemaRefs>
-    <ds:schemaRef ds:uri="http://schemas.microsoft.com/office/2006/metadata/contentType"/>
-    <ds:schemaRef ds:uri="http://schemas.microsoft.com/office/2006/metadata/properties/metaAttributes"/>
-    <ds:schemaRef ds:uri="http://www.w3.org/2001/XMLSchema"/>
-    <ds:schemaRef ds:uri="http://schemas.microsoft.com/office/2006/metadata/properties"/>
-    <ds:schemaRef ds:uri="b68ea25f-4c5d-467c-a666-be04225f8e58"/>
-    <ds:schemaRef ds:uri="680c7679-6e7d-4828-b830-7705079186f8"/>
-    <ds:schemaRef ds:uri="d94663fc-0bbb-4c75-ad7b-31b0161adbbf"/>
-    <ds:schemaRef ds:uri="http://schemas.microsoft.com/office/2006/documentManagement/types"/>
-    <ds:schemaRef ds:uri="http://schemas.microsoft.com/office/infopath/2007/PartnerControls"/>
-    <ds:schemaRef ds:uri="http://schemas.openxmlformats.org/package/2006/metadata/core-properties"/>
-    <ds:schemaRef ds:uri="http://purl.org/dc/elements/1.1/"/>
-    <ds:schemaRef ds:uri="http://purl.org/dc/terms/"/>
-    <ds:schemaRef ds:uri="http://schemas.microsoft.com/internal/obd"/>
-  </ds:schemaRefs>
-</ds:datastoreItem>
-</file>
-
-<file path=customXml/itemProps3.xml><?xml version="1.0" encoding="utf-8"?>
-<ds:datastoreItem xmlns:ds="http://schemas.openxmlformats.org/officeDocument/2006/customXml" ds:itemID="{23B649F1-0E56-4D17-8AD4-DDB881CE4CFB}">
-  <ds:schemaRefs>
-    <ds:schemaRef ds:uri="http://schemas.microsoft.com/office/2006/metadata/properties"/>
-    <ds:schemaRef ds:uri="http://schemas.microsoft.com/office/infopath/2007/PartnerControls"/>
-    <ds:schemaRef ds:uri="b68ea25f-4c5d-467c-a666-be04225f8e58"/>
-    <ds:schemaRef ds:uri="680c7679-6e7d-4828-b830-7705079186f8"/>
-  </ds:schemaRefs>
-</ds:datastoreItem>
-</file>
-
-<file path=customXml/itemProps4.xml><?xml version="1.0" encoding="utf-8"?>
 <ds:datastoreItem xmlns:ds="http://schemas.openxmlformats.org/officeDocument/2006/customXml" ds:itemID="{1832EA8B-51A8-4322-A9C2-10C1DC5CFA2F}">
   <ds:schemaRefs>
     <ds:schemaRef ds:uri="http://schemas.openxmlformats.org/wordprocessingml/2006/main"/>
@@ -10734,4 +10501,43 @@
     <ds:schemaRef ds:uri="http://schemas.openxmlformats.org/drawingml/2006/lockedCanvas"/>
   </ds:schemaRefs>
 </ds:datastoreItem>
+</file>
+
+<file path=customXml/itemProps2.xml><?xml version="1.0" encoding="utf-8"?>
+<ds:datastoreItem xmlns:ds="http://schemas.openxmlformats.org/officeDocument/2006/customXml" ds:itemID="{8CC94C80-F113-4E76-BC78-2D2BFE910EF6}">
+  <ds:schemaRefs>
+    <ds:schemaRef ds:uri="http://schemas.microsoft.com/sharepoint/v3/contenttype/forms"/>
+  </ds:schemaRefs>
+</ds:datastoreItem>
+</file>
+
+<file path=customXml/itemProps3.xml><?xml version="1.0" encoding="utf-8"?>
+<ds:datastoreItem xmlns:ds="http://schemas.openxmlformats.org/officeDocument/2006/customXml" ds:itemID="{68F3670B-DF80-462D-B3BD-6C370F11B12A}">
+  <ds:schemaRefs>
+    <ds:schemaRef ds:uri="http://schemas.microsoft.com/office/2006/metadata/contentType"/>
+    <ds:schemaRef ds:uri="http://schemas.microsoft.com/office/2006/metadata/properties/metaAttributes"/>
+    <ds:schemaRef ds:uri="http://www.w3.org/2001/XMLSchema"/>
+    <ds:schemaRef ds:uri="http://schemas.microsoft.com/office/2006/metadata/properties"/>
+    <ds:schemaRef ds:uri="b68ea25f-4c5d-467c-a666-be04225f8e58"/>
+    <ds:schemaRef ds:uri="680c7679-6e7d-4828-b830-7705079186f8"/>
+    <ds:schemaRef ds:uri="d94663fc-0bbb-4c75-ad7b-31b0161adbbf"/>
+    <ds:schemaRef ds:uri="http://schemas.microsoft.com/office/2006/documentManagement/types"/>
+    <ds:schemaRef ds:uri="http://schemas.microsoft.com/office/infopath/2007/PartnerControls"/>
+    <ds:schemaRef ds:uri="http://schemas.openxmlformats.org/package/2006/metadata/core-properties"/>
+    <ds:schemaRef ds:uri="http://purl.org/dc/elements/1.1/"/>
+    <ds:schemaRef ds:uri="http://purl.org/dc/terms/"/>
+    <ds:schemaRef ds:uri="http://schemas.microsoft.com/internal/obd"/>
+  </ds:schemaRefs>
+</ds:datastoreItem>
+</file>
+
+<file path=customXml/itemProps4.xml><?xml version="1.0" encoding="utf-8"?>
+<ds:datastoreItem xmlns:ds="http://schemas.openxmlformats.org/officeDocument/2006/customXml" ds:itemID="{23B649F1-0E56-4D17-8AD4-DDB881CE4CFB}">
+  <ds:schemaRefs>
+    <ds:schemaRef ds:uri="http://schemas.microsoft.com/office/2006/metadata/properties"/>
+    <ds:schemaRef ds:uri="http://schemas.microsoft.com/office/infopath/2007/PartnerControls"/>
+    <ds:schemaRef ds:uri="b68ea25f-4c5d-467c-a666-be04225f8e58"/>
+    <ds:schemaRef ds:uri="680c7679-6e7d-4828-b830-7705079186f8"/>
+  </ds:schemaRefs>
+</ds:datastoreItem>
 </file>